--- a/internal_doc/03.开发设计/性能/Story_统计信息收集.docx
+++ b/internal_doc/03.开发设计/性能/Story_统计信息收集.docx
@@ -670,9 +670,6 @@
           <w:numId w:val="4"/>
         </w:numPr>
         <w:ind w:firstLineChars="0"/>
-        <w:rPr>
-          <w:rFonts w:hint="eastAsia"/>
-        </w:rPr>
       </w:pPr>
       <w:r>
         <w:t>Location Elements</w:t>
@@ -1298,7 +1295,6 @@
             <w:pPr>
               <w:ind w:left="0"/>
               <w:rPr>
-                <w:rFonts w:hint="eastAsia"/>
                 <w:sz w:val="13"/>
                 <w:szCs w:val="13"/>
               </w:rPr>
@@ -2068,7 +2064,7 @@
       <w:pPr>
         <w:pStyle w:val="ListParagraph"/>
         <w:numPr>
-          <w:ilvl w:val="0"/>
+          <w:ilvl w:val="1"/>
           <w:numId w:val="5"/>
         </w:numPr>
         <w:ind w:firstLineChars="0"/>
@@ -2077,79 +2073,61 @@
         <w:rPr>
           <w:rFonts w:hint="eastAsia"/>
         </w:rPr>
-        <w:t>如果指定</w:t>
-      </w:r>
-      <w:r>
-        <w:rPr>
-          <w:rFonts w:hint="eastAsia"/>
-        </w:rPr>
-        <w:t>CollectionSpace</w:t>
-      </w:r>
-      <w:r>
-        <w:rPr>
-          <w:rFonts w:hint="eastAsia"/>
-        </w:rPr>
-        <w:t>，则不能再指定</w:t>
-      </w:r>
-      <w:r>
-        <w:rPr>
-          <w:rFonts w:hint="eastAsia"/>
-        </w:rPr>
-        <w:t>Collection</w:t>
-      </w:r>
-      <w:r>
-        <w:rPr>
-          <w:rFonts w:hint="eastAsia"/>
-        </w:rPr>
-        <w:t>和</w:t>
-      </w:r>
-      <w:r>
-        <w:rPr>
-          <w:rFonts w:hint="eastAsia"/>
-        </w:rPr>
-        <w:t>Index</w:t>
-      </w:r>
-      <w:r>
-        <w:rPr>
-          <w:rFonts w:hint="eastAsia"/>
-        </w:rPr>
-        <w:t>，此时会对该</w:t>
-      </w:r>
-      <w:r>
-        <w:rPr>
-          <w:rFonts w:hint="eastAsia"/>
-        </w:rPr>
-        <w:t>CollectionSpace</w:t>
-      </w:r>
-      <w:r>
-        <w:rPr>
-          <w:rFonts w:hint="eastAsia"/>
-        </w:rPr>
-        <w:t>下所有</w:t>
-      </w:r>
-      <w:r>
-        <w:rPr>
-          <w:rFonts w:hint="eastAsia"/>
-        </w:rPr>
-        <w:t>Collection</w:t>
-      </w:r>
-      <w:r>
-        <w:rPr>
-          <w:rFonts w:hint="eastAsia"/>
-        </w:rPr>
-        <w:t>及所有</w:t>
-      </w:r>
-      <w:r>
-        <w:rPr>
-          <w:rFonts w:hint="eastAsia"/>
-        </w:rPr>
-        <w:t>Index</w:t>
-      </w:r>
-      <w:r>
-        <w:rPr>
-          <w:rFonts w:hint="eastAsia"/>
-        </w:rPr>
-        <w:t>进行统计信息收集</w:t>
+        <w:t>如果</w:t>
+      </w:r>
+      <w:r>
+        <w:rPr>
+          <w:rFonts w:hint="eastAsia"/>
+        </w:rPr>
+        <w:t>mode</w:t>
+      </w:r>
+      <w:r>
+        <w:rPr>
+          <w:rFonts w:hint="eastAsia"/>
+        </w:rPr>
+        <w:t>为</w:t>
+      </w:r>
+      <w:r>
+        <w:rPr>
+          <w:rFonts w:hint="eastAsia"/>
+        </w:rPr>
+        <w:t>4</w:t>
+      </w:r>
+      <w:r>
+        <w:rPr>
+          <w:rFonts w:hint="eastAsia"/>
+        </w:rPr>
+        <w:t>（重新加载）</w:t>
+      </w:r>
+      <w:r>
+        <w:rPr>
+          <w:rFonts w:hint="eastAsia"/>
+        </w:rPr>
+        <w:t>，可以</w:t>
+      </w:r>
+      <w:r>
+        <w:rPr>
+          <w:rFonts w:hint="eastAsia"/>
+        </w:rPr>
+        <w:t>指定</w:t>
+      </w:r>
+      <w:r>
+        <w:rPr>
+          <w:rFonts w:hint="eastAsia"/>
+        </w:rPr>
+        <w:t>到</w:t>
+      </w:r>
+      <w:r>
+        <w:rPr>
+          <w:rFonts w:hint="eastAsia"/>
+        </w:rPr>
+        <w:t>Node</w:t>
+      </w:r>
+      <w:r>
+        <w:rPr>
+          <w:rFonts w:hint="eastAsia"/>
+        </w:rPr>
+        <w:t>上执行</w:t>
       </w:r>
     </w:p>
     <w:p>
@@ -2160,6 +2138,9 @@
           <w:numId w:val="5"/>
         </w:numPr>
         <w:ind w:firstLineChars="0"/>
+        <w:rPr>
+          <w:rFonts w:hint="eastAsia"/>
+        </w:rPr>
       </w:pPr>
       <w:r>
         <w:rPr>
@@ -2171,19 +2152,31 @@
         <w:rPr>
           <w:rFonts w:hint="eastAsia"/>
         </w:rPr>
+        <w:t>CollectionSpace</w:t>
+      </w:r>
+      <w:r>
+        <w:rPr>
+          <w:rFonts w:hint="eastAsia"/>
+        </w:rPr>
+        <w:t>，则不能再指定</w:t>
+      </w:r>
+      <w:r>
+        <w:rPr>
+          <w:rFonts w:hint="eastAsia"/>
+        </w:rPr>
         <w:t>Collection</w:t>
       </w:r>
       <w:r>
         <w:rPr>
           <w:rFonts w:hint="eastAsia"/>
         </w:rPr>
-        <w:t>，则不能再指定</w:t>
-      </w:r>
-      <w:r>
-        <w:rPr>
-          <w:rFonts w:hint="eastAsia"/>
-        </w:rPr>
-        <w:t>CollecitonSpace</w:t>
+        <w:t>和</w:t>
+      </w:r>
+      <w:r>
+        <w:rPr>
+          <w:rFonts w:hint="eastAsia"/>
+        </w:rPr>
+        <w:t>Index</w:t>
       </w:r>
       <w:r>
         <w:rPr>
@@ -2195,26 +2188,102 @@
         <w:rPr>
           <w:rFonts w:hint="eastAsia"/>
         </w:rPr>
+        <w:t>CollectionSpace</w:t>
+      </w:r>
+      <w:r>
+        <w:rPr>
+          <w:rFonts w:hint="eastAsia"/>
+        </w:rPr>
+        <w:t>下所有</w:t>
+      </w:r>
+      <w:r>
+        <w:rPr>
+          <w:rFonts w:hint="eastAsia"/>
+        </w:rPr>
         <w:t>Collection</w:t>
       </w:r>
       <w:r>
         <w:rPr>
           <w:rFonts w:hint="eastAsia"/>
         </w:rPr>
-        <w:t>所有的</w:t>
-      </w:r>
+        <w:t>及所有</w:t>
+      </w:r>
+      <w:r>
+        <w:rPr>
+          <w:rFonts w:hint="eastAsia"/>
+        </w:rPr>
+        <w:t>Index</w:t>
+      </w:r>
+      <w:r>
+        <w:rPr>
+          <w:rFonts w:hint="eastAsia"/>
+        </w:rPr>
+        <w:t>进行统计信息收集</w:t>
+      </w:r>
+    </w:p>
+    <w:p>
+      <w:pPr>
+        <w:pStyle w:val="ListParagraph"/>
+        <w:numPr>
+          <w:ilvl w:val="1"/>
+          <w:numId w:val="5"/>
+        </w:numPr>
+        <w:ind w:firstLineChars="0"/>
+      </w:pPr>
       <w:r>
         <w:rPr>
           <w:rFonts w:hint="eastAsia"/>
         </w:rPr>
         <w:lastRenderedPageBreak/>
+        <w:t>如果</w:t>
+      </w:r>
+      <w:r>
+        <w:rPr>
+          <w:rFonts w:hint="eastAsia"/>
+        </w:rPr>
+        <w:t>mode</w:t>
+      </w:r>
+      <w:r>
+        <w:rPr>
+          <w:rFonts w:hint="eastAsia"/>
+        </w:rPr>
+        <w:t>为</w:t>
+      </w:r>
+      <w:r>
+        <w:rPr>
+          <w:rFonts w:hint="eastAsia"/>
+        </w:rPr>
+        <w:t>3</w:t>
+      </w:r>
+      <w:r>
+        <w:rPr>
+          <w:rFonts w:hint="eastAsia"/>
+        </w:rPr>
+        <w:t>（生成默认信息），必须指定到</w:t>
+      </w:r>
+      <w:r>
+        <w:rPr>
+          <w:rFonts w:hint="eastAsia"/>
+        </w:rPr>
+        <w:t>Collection</w:t>
+      </w:r>
+      <w:r>
+        <w:rPr>
+          <w:rFonts w:hint="eastAsia"/>
+        </w:rPr>
+        <w:t>或者</w:t>
+      </w:r>
+      <w:r>
+        <w:rPr>
+          <w:rFonts w:hint="eastAsia"/>
+        </w:rPr>
         <w:t>Index</w:t>
       </w:r>
       <w:r>
         <w:rPr>
           <w:rFonts w:hint="eastAsia"/>
         </w:rPr>
-        <w:t>进行统计信息收集</w:t>
+        <w:t>执行，原有的统计信息会被删除</w:t>
       </w:r>
     </w:p>
     <w:p>
@@ -2236,19 +2305,49 @@
         <w:rPr>
           <w:rFonts w:hint="eastAsia"/>
         </w:rPr>
+        <w:t>Collection</w:t>
+      </w:r>
+      <w:r>
+        <w:rPr>
+          <w:rFonts w:hint="eastAsia"/>
+        </w:rPr>
+        <w:t>，则不能再指定</w:t>
+      </w:r>
+      <w:r>
+        <w:rPr>
+          <w:rFonts w:hint="eastAsia"/>
+        </w:rPr>
+        <w:t>CollecitonSpace</w:t>
+      </w:r>
+      <w:r>
+        <w:rPr>
+          <w:rFonts w:hint="eastAsia"/>
+        </w:rPr>
+        <w:t>，此时会对该</w:t>
+      </w:r>
+      <w:r>
+        <w:rPr>
+          <w:rFonts w:hint="eastAsia"/>
+        </w:rPr>
+        <w:t>Collection</w:t>
+      </w:r>
+      <w:r>
+        <w:rPr>
+          <w:rFonts w:hint="eastAsia"/>
+        </w:rPr>
+        <w:t>所有的</w:t>
+      </w:r>
+      <w:r>
+        <w:rPr>
+          <w:rFonts w:hint="eastAsia"/>
+        </w:rPr>
         <w:t>Index</w:t>
       </w:r>
       <w:r>
         <w:rPr>
           <w:rFonts w:hint="eastAsia"/>
         </w:rPr>
-        <w:t>，则需要指定</w:t>
-      </w:r>
-      <w:r>
-        <w:rPr>
-          <w:rFonts w:hint="eastAsia"/>
-        </w:rPr>
-        <w:t>Collection</w:t>
+        <w:t>进行统计信息收集</w:t>
       </w:r>
     </w:p>
     <w:p>
@@ -2264,55 +2363,25 @@
         <w:rPr>
           <w:rFonts w:hint="eastAsia"/>
         </w:rPr>
-        <w:t>指定</w:t>
-      </w:r>
-      <w:r>
-        <w:rPr>
-          <w:rFonts w:hint="eastAsia"/>
-        </w:rPr>
-        <w:t>CollectionSpace</w:t>
-      </w:r>
-      <w:r>
-        <w:rPr>
-          <w:rFonts w:hint="eastAsia"/>
-        </w:rPr>
-        <w:t>、</w:t>
+        <w:t>如果指定</w:t>
+      </w:r>
+      <w:r>
+        <w:rPr>
+          <w:rFonts w:hint="eastAsia"/>
+        </w:rPr>
+        <w:t>Index</w:t>
+      </w:r>
+      <w:r>
+        <w:rPr>
+          <w:rFonts w:hint="eastAsia"/>
+        </w:rPr>
+        <w:t>，则需要指定</w:t>
       </w:r>
       <w:r>
         <w:rPr>
           <w:rFonts w:hint="eastAsia"/>
         </w:rPr>
         <w:t>Collection</w:t>
-      </w:r>
-      <w:r>
-        <w:rPr>
-          <w:rFonts w:hint="eastAsia"/>
-        </w:rPr>
-        <w:t>和</w:t>
-      </w:r>
-      <w:r>
-        <w:rPr>
-          <w:rFonts w:hint="eastAsia"/>
-        </w:rPr>
-        <w:t>Index</w:t>
-      </w:r>
-      <w:r>
-        <w:rPr>
-          <w:rFonts w:hint="eastAsia"/>
-        </w:rPr>
-        <w:t>可以再指定</w:t>
-      </w:r>
-      <w:r>
-        <w:rPr>
-          <w:rFonts w:hint="eastAsia"/>
-        </w:rPr>
-        <w:t>Location</w:t>
-      </w:r>
-      <w:r>
-        <w:rPr>
-          <w:rFonts w:hint="eastAsia"/>
-        </w:rPr>
-        <w:t>缩小范围</w:t>
       </w:r>
     </w:p>
     <w:p>
@@ -2323,15 +2392,12 @@
           <w:numId w:val="5"/>
         </w:numPr>
         <w:ind w:firstLineChars="0"/>
-        <w:rPr>
-          <w:rFonts w:hint="eastAsia"/>
-        </w:rPr>
-      </w:pPr>
-      <w:r>
-        <w:rPr>
-          <w:rFonts w:hint="eastAsia"/>
-        </w:rPr>
-        <w:t>不能再系统</w:t>
+      </w:pPr>
+      <w:r>
+        <w:rPr>
+          <w:rFonts w:hint="eastAsia"/>
+        </w:rPr>
+        <w:t>指定</w:t>
       </w:r>
       <w:r>
         <w:rPr>
@@ -2343,6 +2409,76 @@
         <w:rPr>
           <w:rFonts w:hint="eastAsia"/>
         </w:rPr>
+        <w:t>、</w:t>
+      </w:r>
+      <w:r>
+        <w:rPr>
+          <w:rFonts w:hint="eastAsia"/>
+        </w:rPr>
+        <w:t>Collection</w:t>
+      </w:r>
+      <w:r>
+        <w:rPr>
+          <w:rFonts w:hint="eastAsia"/>
+        </w:rPr>
+        <w:t>和</w:t>
+      </w:r>
+      <w:r>
+        <w:rPr>
+          <w:rFonts w:hint="eastAsia"/>
+        </w:rPr>
+        <w:t>Index</w:t>
+      </w:r>
+      <w:r>
+        <w:rPr>
+          <w:rFonts w:hint="eastAsia"/>
+        </w:rPr>
+        <w:t>可以再指定</w:t>
+      </w:r>
+      <w:r>
+        <w:rPr>
+          <w:rFonts w:hint="eastAsia"/>
+        </w:rPr>
+        <w:t>Location</w:t>
+      </w:r>
+      <w:r>
+        <w:rPr>
+          <w:rFonts w:hint="eastAsia"/>
+        </w:rPr>
+        <w:t>缩小范围</w:t>
+      </w:r>
+    </w:p>
+    <w:p>
+      <w:pPr>
+        <w:pStyle w:val="ListParagraph"/>
+        <w:numPr>
+          <w:ilvl w:val="0"/>
+          <w:numId w:val="5"/>
+        </w:numPr>
+        <w:ind w:firstLineChars="0"/>
+      </w:pPr>
+      <w:r>
+        <w:rPr>
+          <w:rFonts w:hint="eastAsia"/>
+        </w:rPr>
+        <w:t>不能在</w:t>
+      </w:r>
+      <w:r>
+        <w:rPr>
+          <w:rFonts w:hint="eastAsia"/>
+        </w:rPr>
+        <w:t>系统</w:t>
+      </w:r>
+      <w:r>
+        <w:rPr>
+          <w:rFonts w:hint="eastAsia"/>
+        </w:rPr>
+        <w:t>CollectionSpace</w:t>
+      </w:r>
+      <w:r>
+        <w:rPr>
+          <w:rFonts w:hint="eastAsia"/>
+        </w:rPr>
         <w:t>和系统</w:t>
       </w:r>
       <w:r>
@@ -2360,17 +2496,119 @@
     </w:p>
     <w:p>
       <w:pPr>
-        <w:rPr>
-          <w:rFonts w:hint="eastAsia"/>
-        </w:rPr>
-      </w:pPr>
+        <w:pStyle w:val="ListParagraph"/>
+        <w:numPr>
+          <w:ilvl w:val="0"/>
+          <w:numId w:val="5"/>
+        </w:numPr>
+        <w:ind w:firstLineChars="0"/>
+      </w:pPr>
+      <w:r>
+        <w:rPr>
+          <w:rFonts w:hint="eastAsia"/>
+        </w:rPr>
+        <w:t>指定在</w:t>
+      </w:r>
+      <w:r>
+        <w:rPr>
+          <w:rFonts w:hint="eastAsia"/>
+        </w:rPr>
+        <w:t>CollectionSpace</w:t>
+      </w:r>
+      <w:r>
+        <w:rPr>
+          <w:rFonts w:hint="eastAsia"/>
+        </w:rPr>
+        <w:t>上进行统计信息收集，如果该</w:t>
+      </w:r>
+      <w:r>
+        <w:rPr>
+          <w:rFonts w:hint="eastAsia"/>
+        </w:rPr>
+        <w:t>CollectionSpace</w:t>
+      </w:r>
+      <w:r>
+        <w:rPr>
+          <w:rFonts w:hint="eastAsia"/>
+        </w:rPr>
+        <w:t>中有主</w:t>
+      </w:r>
+      <w:r>
+        <w:rPr>
+          <w:rFonts w:hint="eastAsia"/>
+        </w:rPr>
+        <w:t>Collection</w:t>
+      </w:r>
+      <w:r>
+        <w:rPr>
+          <w:rFonts w:hint="eastAsia"/>
+        </w:rPr>
+        <w:t>的子</w:t>
+      </w:r>
+      <w:r>
+        <w:rPr>
+          <w:rFonts w:hint="eastAsia"/>
+        </w:rPr>
+        <w:t>Collection</w:t>
+      </w:r>
+      <w:r>
+        <w:rPr>
+          <w:rFonts w:hint="eastAsia"/>
+        </w:rPr>
+        <w:t>不在该</w:t>
+      </w:r>
+      <w:r>
+        <w:rPr>
+          <w:rFonts w:hint="eastAsia"/>
+        </w:rPr>
+        <w:t>CollectionSpace</w:t>
+      </w:r>
+      <w:r>
+        <w:rPr>
+          <w:rFonts w:hint="eastAsia"/>
+        </w:rPr>
+        <w:t>中，则不能对</w:t>
+      </w:r>
+      <w:r>
+        <w:rPr>
+          <w:rFonts w:hint="eastAsia"/>
+        </w:rPr>
+        <w:t>CollectionSpace</w:t>
+      </w:r>
+      <w:r>
+        <w:rPr>
+          <w:rFonts w:hint="eastAsia"/>
+        </w:rPr>
+        <w:t>外的子</w:t>
+      </w:r>
+      <w:r>
+        <w:rPr>
+          <w:rFonts w:hint="eastAsia"/>
+        </w:rPr>
+        <w:t>Collection</w:t>
+      </w:r>
+      <w:r>
+        <w:rPr>
+          <w:rFonts w:hint="eastAsia"/>
+        </w:rPr>
+        <w:t>进行</w:t>
+      </w:r>
+      <w:r>
+        <w:rPr>
+          <w:rFonts w:hint="eastAsia"/>
+        </w:rPr>
+        <w:t>统计信息</w:t>
+      </w:r>
+      <w:r>
+        <w:rPr>
+          <w:rFonts w:hint="eastAsia"/>
+        </w:rPr>
+        <w:t>收集</w:t>
+      </w:r>
     </w:p>
     <w:p>
       <w:pPr>
         <w:pStyle w:val="Heading3"/>
-        <w:rPr>
-          <w:rFonts w:hint="eastAsia"/>
-        </w:rPr>
       </w:pPr>
       <w:r>
         <w:rPr>
@@ -2398,9 +2636,6 @@
           <w:p>
             <w:pPr>
               <w:ind w:left="0"/>
-              <w:rPr>
-                <w:rFonts w:hint="eastAsia"/>
-              </w:rPr>
             </w:pPr>
             <w:r>
               <w:rPr>
@@ -2417,9 +2652,6 @@
           <w:p>
             <w:pPr>
               <w:ind w:left="0"/>
-              <w:rPr>
-                <w:rFonts w:hint="eastAsia"/>
-              </w:rPr>
             </w:pPr>
           </w:p>
         </w:tc>
@@ -2570,9 +2802,6 @@
           <w:p>
             <w:pPr>
               <w:ind w:left="0"/>
-              <w:rPr>
-                <w:rFonts w:hint="eastAsia"/>
-              </w:rPr>
             </w:pPr>
             <w:r>
               <w:rPr>
@@ -2589,9 +2818,6 @@
           <w:p>
             <w:pPr>
               <w:ind w:left="0"/>
-              <w:rPr>
-                <w:rFonts w:hint="eastAsia"/>
-              </w:rPr>
             </w:pPr>
             <w:r>
               <w:rPr>
@@ -2610,9 +2836,6 @@
           <w:p>
             <w:pPr>
               <w:ind w:left="0"/>
-              <w:rPr>
-                <w:rFonts w:hint="eastAsia"/>
-              </w:rPr>
             </w:pPr>
             <w:r>
               <w:rPr>
@@ -2629,9 +2852,6 @@
           <w:p>
             <w:pPr>
               <w:ind w:left="0"/>
-              <w:rPr>
-                <w:rFonts w:hint="eastAsia"/>
-              </w:rPr>
             </w:pPr>
             <w:r>
               <w:rPr>
@@ -2650,9 +2870,6 @@
           <w:p>
             <w:pPr>
               <w:ind w:left="0"/>
-              <w:rPr>
-                <w:rFonts w:hint="eastAsia"/>
-              </w:rPr>
             </w:pPr>
             <w:r>
               <w:rPr>
@@ -2669,9 +2886,6 @@
           <w:p>
             <w:pPr>
               <w:ind w:left="0"/>
-              <w:rPr>
-                <w:rFonts w:hint="eastAsia"/>
-              </w:rPr>
             </w:pPr>
             <w:r>
               <w:rPr>
@@ -2690,9 +2904,6 @@
           <w:p>
             <w:pPr>
               <w:ind w:left="0"/>
-              <w:rPr>
-                <w:rFonts w:hint="eastAsia"/>
-              </w:rPr>
             </w:pPr>
             <w:r>
               <w:rPr>
@@ -2709,9 +2920,6 @@
           <w:p>
             <w:pPr>
               <w:ind w:left="0"/>
-              <w:rPr>
-                <w:rFonts w:hint="eastAsia"/>
-              </w:rPr>
             </w:pPr>
             <w:r>
               <w:rPr>
@@ -3014,6 +3222,7 @@
               <w:rPr>
                 <w:rFonts w:hint="eastAsia"/>
               </w:rPr>
+              <w:lastRenderedPageBreak/>
               <w:t>Collection: "cl</w:t>
             </w:r>
             <w:r>
@@ -3086,7 +3295,6 @@
               <w:rPr>
                 <w:rFonts w:hint="eastAsia"/>
               </w:rPr>
-              <w:lastRenderedPageBreak/>
               <w:t>... // LocationElement</w:t>
             </w:r>
           </w:p>
@@ -3786,6 +3994,7 @@
         <w:rPr>
           <w:rFonts w:hint="eastAsia"/>
         </w:rPr>
+        <w:lastRenderedPageBreak/>
         <w:t>Index</w:t>
       </w:r>
       <w:r>
@@ -3873,7 +4082,6 @@
         <w:rPr>
           <w:rFonts w:hint="eastAsia"/>
         </w:rPr>
-        <w:lastRenderedPageBreak/>
         <w:t>不重复值个数</w:t>
       </w:r>
       <w:r>
@@ -4409,6 +4617,7 @@
         <w:rPr>
           <w:rFonts w:hint="eastAsia"/>
         </w:rPr>
+        <w:lastRenderedPageBreak/>
         <w:t>用于估算</w:t>
       </w:r>
       <w:r>
@@ -4545,7 +4754,6 @@
         <w:rPr>
           <w:rFonts w:hint="eastAsia"/>
         </w:rPr>
-        <w:lastRenderedPageBreak/>
         <w:t>Date</w:t>
       </w:r>
     </w:p>
@@ -5259,6 +5467,7 @@
           <w:rFonts w:hint="eastAsia"/>
           <w:shd w:val="pct15" w:color="auto" w:fill="FFFFFF"/>
         </w:rPr>
+        <w:lastRenderedPageBreak/>
         <w:t>types</w:t>
       </w:r>
       <w:r>
@@ -5344,7 +5553,6 @@
         <w:rPr>
           <w:rFonts w:hint="eastAsia"/>
         </w:rPr>
-        <w:lastRenderedPageBreak/>
         <w:t>统计信息的存储</w:t>
       </w:r>
     </w:p>
@@ -7900,6 +8108,7 @@
                 <w:sz w:val="13"/>
                 <w:szCs w:val="13"/>
               </w:rPr>
+              <w:lastRenderedPageBreak/>
               <w:t>Sample</w:t>
             </w:r>
             <w:r>
@@ -8269,16 +8478,7 @@
                 <w:sz w:val="13"/>
                 <w:szCs w:val="13"/>
               </w:rPr>
-              <w:t>，用于对比统计信息</w:t>
-            </w:r>
-            <w:r>
-              <w:rPr>
-                <w:rFonts w:hint="eastAsia"/>
-                <w:sz w:val="13"/>
-                <w:szCs w:val="13"/>
-              </w:rPr>
-              <w:lastRenderedPageBreak/>
-              <w:t>是否过期</w:t>
+              <w:t>，用于对比统计信息是否过期</w:t>
             </w:r>
           </w:p>
         </w:tc>
@@ -8302,7 +8502,6 @@
                 <w:sz w:val="13"/>
                 <w:szCs w:val="13"/>
               </w:rPr>
-              <w:lastRenderedPageBreak/>
               <w:t>IndexPage</w:t>
             </w:r>
             <w:r>
@@ -10686,9 +10885,9 @@
         <w:lastRenderedPageBreak/>
         <w:drawing>
           <wp:inline distT="0" distB="0" distL="0" distR="0">
-            <wp:extent cx="5274310" cy="2709406"/>
+            <wp:extent cx="5274310" cy="2998025"/>
             <wp:effectExtent l="19050" t="0" r="2540" b="0"/>
-            <wp:docPr id="8" name="Picture 4"/>
+            <wp:docPr id="3" name="Picture 3"/>
             <wp:cNvGraphicFramePr>
               <a:graphicFrameLocks xmlns:a="http://schemas.openxmlformats.org/drawingml/2006/main" noChangeAspect="1"/>
             </wp:cNvGraphicFramePr>
@@ -10696,7 +10895,7 @@
               <a:graphicData uri="http://schemas.openxmlformats.org/drawingml/2006/picture">
                 <pic:pic xmlns:pic="http://schemas.openxmlformats.org/drawingml/2006/picture">
                   <pic:nvPicPr>
-                    <pic:cNvPr id="0" name="Picture 4"/>
+                    <pic:cNvPr id="0" name="Picture 3"/>
                     <pic:cNvPicPr>
                       <a:picLocks noChangeAspect="1" noChangeArrowheads="1"/>
                     </pic:cNvPicPr>
@@ -10711,7 +10910,7 @@
                   <pic:spPr bwMode="auto">
                     <a:xfrm>
                       <a:off x="0" y="0"/>
-                      <a:ext cx="5274310" cy="2709406"/>
+                      <a:ext cx="5274310" cy="2998025"/>
                     </a:xfrm>
                     <a:prstGeom prst="rect">
                       <a:avLst/>
@@ -10781,9 +10980,6 @@
           <w:numId w:val="9"/>
         </w:numPr>
         <w:ind w:firstLineChars="0"/>
-        <w:rPr>
-          <w:rFonts w:hint="eastAsia"/>
-        </w:rPr>
       </w:pPr>
       <w:r>
         <w:rPr>
@@ -10818,9 +11014,6 @@
           <w:numId w:val="9"/>
         </w:numPr>
         <w:ind w:firstLineChars="0"/>
-        <w:rPr>
-          <w:rFonts w:hint="eastAsia"/>
-        </w:rPr>
       </w:pPr>
       <w:r>
         <w:rPr>
@@ -11328,9 +11521,6 @@
           <w:numId w:val="11"/>
         </w:numPr>
         <w:ind w:firstLineChars="0"/>
-        <w:rPr>
-          <w:rFonts w:hint="eastAsia"/>
-        </w:rPr>
       </w:pPr>
       <w:r>
         <w:rPr>
@@ -13498,9 +13688,6 @@
           <w:numId w:val="25"/>
         </w:numPr>
         <w:ind w:firstLineChars="0"/>
-        <w:rPr>
-          <w:rFonts w:hint="eastAsia"/>
-        </w:rPr>
       </w:pPr>
       <w:r>
         <w:rPr>
@@ -13630,9 +13817,6 @@
           <w:numId w:val="28"/>
         </w:numPr>
         <w:ind w:firstLineChars="0"/>
-        <w:rPr>
-          <w:rFonts w:hint="eastAsia"/>
-        </w:rPr>
       </w:pPr>
       <w:r>
         <w:rPr>
@@ -13671,13 +13855,7 @@
         <w:t>Collection</w:t>
       </w:r>
     </w:p>
-    <w:p>
-      <w:pPr>
-        <w:rPr>
-          <w:rFonts w:hint="eastAsia"/>
-        </w:rPr>
-      </w:pPr>
-    </w:p>
+    <w:p/>
     <w:p>
       <w:r>
         <w:rPr>
@@ -13816,9 +13994,6 @@
           <w:numId w:val="30"/>
         </w:numPr>
         <w:ind w:firstLineChars="0"/>
-        <w:rPr>
-          <w:rFonts w:hint="eastAsia"/>
-        </w:rPr>
       </w:pPr>
       <w:r>
         <w:rPr>
@@ -13845,19 +14020,8 @@
         <w:t>，放入临时空间中的查询结果</w:t>
       </w:r>
     </w:p>
-    <w:p>
-      <w:pPr>
-        <w:rPr>
-          <w:rFonts w:hint="eastAsia"/>
-        </w:rPr>
-      </w:pPr>
-    </w:p>
-    <w:p>
-      <w:pPr>
-        <w:rPr>
-          <w:rFonts w:hint="eastAsia"/>
-        </w:rPr>
-      </w:pPr>
+    <w:p/>
+    <w:p>
       <w:r>
         <w:rPr>
           <w:noProof/>
@@ -14041,9 +14205,6 @@
           <w:numId w:val="29"/>
         </w:numPr>
         <w:ind w:firstLineChars="0"/>
-        <w:rPr>
-          <w:rFonts w:hint="eastAsia"/>
-        </w:rPr>
       </w:pPr>
       <w:r>
         <w:rPr>
@@ -14490,9 +14651,6 @@
           <w:numId w:val="29"/>
         </w:numPr>
         <w:ind w:firstLineChars="0"/>
-        <w:rPr>
-          <w:rFonts w:hint="eastAsia"/>
-        </w:rPr>
       </w:pPr>
       <w:r>
         <w:rPr>
@@ -14522,9 +14680,6 @@
           <w:numId w:val="29"/>
         </w:numPr>
         <w:ind w:firstLineChars="0"/>
-        <w:rPr>
-          <w:rFonts w:hint="eastAsia"/>
-        </w:rPr>
       </w:pPr>
       <w:r>
         <w:rPr>
@@ -14553,9 +14708,6 @@
           <w:numId w:val="29"/>
         </w:numPr>
         <w:ind w:firstLineChars="0"/>
-        <w:rPr>
-          <w:rFonts w:hint="eastAsia"/>
-        </w:rPr>
       </w:pPr>
       <w:r>
         <w:rPr>
@@ -14578,9 +14730,6 @@
           <w:numId w:val="29"/>
         </w:numPr>
         <w:ind w:firstLineChars="0"/>
-        <w:rPr>
-          <w:rFonts w:hint="eastAsia"/>
-        </w:rPr>
       </w:pPr>
       <w:r>
         <w:rPr>
@@ -14660,11 +14809,6 @@
       </w:r>
     </w:p>
     <w:p>
-      <w:pPr>
-        <w:rPr>
-          <w:rFonts w:hint="eastAsia"/>
-        </w:rPr>
-      </w:pPr>
       <w:r>
         <w:rPr>
           <w:rFonts w:hint="eastAsia"/>
@@ -14708,9 +14852,6 @@
           <w:p>
             <w:pPr>
               <w:ind w:left="0"/>
-              <w:rPr>
-                <w:rFonts w:hint="eastAsia"/>
-              </w:rPr>
             </w:pPr>
             <w:r>
               <w:rPr>
@@ -14753,9 +14894,6 @@
             <w:pPr>
               <w:ind w:left="0"/>
               <w:jc w:val="left"/>
-              <w:rPr>
-                <w:rFonts w:hint="eastAsia"/>
-              </w:rPr>
             </w:pPr>
             <w:r>
               <w:rPr>
@@ -14768,11 +14906,6 @@
       </w:tr>
     </w:tbl>
     <w:p>
-      <w:pPr>
-        <w:rPr>
-          <w:rFonts w:hint="eastAsia"/>
-        </w:rPr>
-      </w:pPr>
       <w:r>
         <w:rPr>
           <w:rFonts w:hint="eastAsia"/>
@@ -14822,19 +14955,10 @@
         <w:t>全节点的加载</w:t>
       </w:r>
     </w:p>
-    <w:p>
-      <w:pPr>
-        <w:rPr>
-          <w:rFonts w:hint="eastAsia"/>
-        </w:rPr>
-      </w:pPr>
-    </w:p>
+    <w:p/>
     <w:p>
       <w:pPr>
         <w:pStyle w:val="Heading5"/>
-        <w:rPr>
-          <w:rFonts w:hint="eastAsia"/>
-        </w:rPr>
       </w:pPr>
       <w:r>
         <w:rPr>
@@ -14850,11 +14974,6 @@
       </w:r>
     </w:p>
     <w:p>
-      <w:pPr>
-        <w:rPr>
-          <w:rFonts w:hint="eastAsia"/>
-        </w:rPr>
-      </w:pPr>
       <w:r>
         <w:rPr>
           <w:rFonts w:hint="eastAsia"/>
@@ -14874,13 +14993,7 @@
         <w:t>日志：</w:t>
       </w:r>
     </w:p>
-    <w:p>
-      <w:pPr>
-        <w:rPr>
-          <w:rFonts w:hint="eastAsia"/>
-        </w:rPr>
-      </w:pPr>
-    </w:p>
+    <w:p/>
     <w:p>
       <w:pPr>
         <w:pStyle w:val="ListParagraph"/>
@@ -14889,9 +15002,6 @@
           <w:numId w:val="33"/>
         </w:numPr>
         <w:ind w:firstLineChars="0"/>
-        <w:rPr>
-          <w:rFonts w:hint="eastAsia"/>
-        </w:rPr>
       </w:pPr>
       <w:r>
         <w:rPr>
@@ -14926,9 +15036,6 @@
           <w:numId w:val="33"/>
         </w:numPr>
         <w:ind w:firstLineChars="0"/>
-        <w:rPr>
-          <w:rFonts w:hint="eastAsia"/>
-        </w:rPr>
       </w:pPr>
       <w:r>
         <w:rPr>
@@ -14975,9 +15082,6 @@
           <w:numId w:val="33"/>
         </w:numPr>
         <w:ind w:firstLineChars="0"/>
-        <w:rPr>
-          <w:rFonts w:hint="eastAsia"/>
-        </w:rPr>
       </w:pPr>
       <w:r>
         <w:rPr>
@@ -15007,9 +15111,6 @@
     <w:p>
       <w:pPr>
         <w:pStyle w:val="Heading5"/>
-        <w:rPr>
-          <w:rFonts w:hint="eastAsia"/>
-        </w:rPr>
       </w:pPr>
       <w:r>
         <w:rPr>
@@ -15025,11 +15126,6 @@
       </w:r>
     </w:p>
     <w:p>
-      <w:pPr>
-        <w:rPr>
-          <w:rFonts w:hint="eastAsia"/>
-        </w:rPr>
-      </w:pPr>
       <w:r>
         <w:rPr>
           <w:rFonts w:hint="eastAsia"/>
@@ -15099,11 +15195,6 @@
       </w:r>
     </w:p>
     <w:p>
-      <w:pPr>
-        <w:rPr>
-          <w:rFonts w:hint="eastAsia"/>
-        </w:rPr>
-      </w:pPr>
       <w:r>
         <w:rPr>
           <w:rFonts w:hint="eastAsia"/>
@@ -15135,13 +15226,7 @@
         <w:t>记录缓存</w:t>
       </w:r>
     </w:p>
-    <w:p>
-      <w:pPr>
-        <w:rPr>
-          <w:rFonts w:hint="eastAsia"/>
-        </w:rPr>
-      </w:pPr>
-    </w:p>
+    <w:p/>
     <w:p>
       <w:r>
         <w:rPr>
@@ -15313,9 +15398,6 @@
           <w:numId w:val="31"/>
         </w:numPr>
         <w:ind w:firstLineChars="0"/>
-        <w:rPr>
-          <w:rFonts w:hint="eastAsia"/>
-        </w:rPr>
       </w:pPr>
       <w:r>
         <w:rPr>
@@ -15364,13 +15446,7 @@
         <w:t>SYSSTAT</w:t>
       </w:r>
     </w:p>
-    <w:p>
-      <w:pPr>
-        <w:rPr>
-          <w:rFonts w:hint="eastAsia"/>
-        </w:rPr>
-      </w:pPr>
-    </w:p>
+    <w:p/>
     <w:p>
       <w:pPr>
         <w:pStyle w:val="Heading3"/>
@@ -15383,11 +15459,6 @@
       </w:r>
     </w:p>
     <w:p>
-      <w:pPr>
-        <w:rPr>
-          <w:rFonts w:hint="eastAsia"/>
-        </w:rPr>
-      </w:pPr>
       <w:r>
         <w:rPr>
           <w:noProof/>
@@ -15695,9 +15766,6 @@
           <w:numId w:val="22"/>
         </w:numPr>
         <w:ind w:firstLineChars="0"/>
-        <w:rPr>
-          <w:rFonts w:hint="eastAsia"/>
-        </w:rPr>
       </w:pPr>
       <w:r>
         <w:rPr>
@@ -17606,7 +17674,6 @@
               <w:ind w:left="0"/>
               <w:jc w:val="left"/>
               <w:rPr>
-                <w:rFonts w:hint="eastAsia"/>
                 <w:sz w:val="13"/>
                 <w:szCs w:val="13"/>
               </w:rPr>
@@ -17673,7 +17740,6 @@
               <w:ind w:left="0"/>
               <w:jc w:val="left"/>
               <w:rPr>
-                <w:rFonts w:hint="eastAsia"/>
                 <w:sz w:val="13"/>
                 <w:szCs w:val="13"/>
               </w:rPr>
@@ -17692,7 +17758,6 @@
               <w:ind w:left="0"/>
               <w:jc w:val="left"/>
               <w:rPr>
-                <w:rFonts w:hint="eastAsia"/>
                 <w:sz w:val="13"/>
                 <w:szCs w:val="13"/>
               </w:rPr>
@@ -17758,7 +17823,6 @@
               <w:ind w:left="0"/>
               <w:jc w:val="left"/>
               <w:rPr>
-                <w:rFonts w:hint="eastAsia"/>
                 <w:sz w:val="13"/>
                 <w:szCs w:val="13"/>
               </w:rPr>
@@ -17848,7 +17912,6 @@
               <w:ind w:left="0"/>
               <w:jc w:val="left"/>
               <w:rPr>
-                <w:rFonts w:hint="eastAsia"/>
                 <w:sz w:val="13"/>
                 <w:szCs w:val="13"/>
               </w:rPr>
@@ -17891,7 +17954,6 @@
               <w:ind w:left="0"/>
               <w:jc w:val="left"/>
               <w:rPr>
-                <w:rFonts w:hint="eastAsia"/>
                 <w:sz w:val="13"/>
                 <w:szCs w:val="13"/>
               </w:rPr>
@@ -17926,7 +17988,6 @@
               <w:ind w:left="0"/>
               <w:jc w:val="left"/>
               <w:rPr>
-                <w:rFonts w:hint="eastAsia"/>
                 <w:sz w:val="13"/>
                 <w:szCs w:val="13"/>
               </w:rPr>
@@ -17984,7 +18045,6 @@
               <w:ind w:left="0"/>
               <w:jc w:val="left"/>
               <w:rPr>
-                <w:rFonts w:hint="eastAsia"/>
                 <w:sz w:val="13"/>
                 <w:szCs w:val="13"/>
               </w:rPr>
@@ -18028,7 +18088,6 @@
               <w:ind w:left="0"/>
               <w:jc w:val="left"/>
               <w:rPr>
-                <w:rFonts w:hint="eastAsia"/>
                 <w:sz w:val="13"/>
                 <w:szCs w:val="13"/>
               </w:rPr>
@@ -18052,7 +18111,6 @@
               <w:ind w:left="0"/>
               <w:jc w:val="left"/>
               <w:rPr>
-                <w:rFonts w:hint="eastAsia"/>
                 <w:sz w:val="13"/>
                 <w:szCs w:val="13"/>
               </w:rPr>
@@ -18076,7 +18134,6 @@
               <w:ind w:left="0"/>
               <w:jc w:val="left"/>
               <w:rPr>
-                <w:rFonts w:hint="eastAsia"/>
                 <w:sz w:val="13"/>
                 <w:szCs w:val="13"/>
               </w:rPr>
@@ -18143,7 +18200,6 @@
               <w:ind w:left="0"/>
               <w:jc w:val="left"/>
               <w:rPr>
-                <w:rFonts w:hint="eastAsia"/>
                 <w:sz w:val="13"/>
                 <w:szCs w:val="13"/>
               </w:rPr>
@@ -18162,7 +18218,6 @@
               <w:ind w:left="0"/>
               <w:jc w:val="left"/>
               <w:rPr>
-                <w:rFonts w:hint="eastAsia"/>
                 <w:sz w:val="13"/>
                 <w:szCs w:val="13"/>
               </w:rPr>
@@ -18253,7 +18308,6 @@
               <w:ind w:left="0"/>
               <w:jc w:val="left"/>
               <w:rPr>
-                <w:rFonts w:hint="eastAsia"/>
                 <w:sz w:val="13"/>
                 <w:szCs w:val="13"/>
               </w:rPr>
@@ -18272,7 +18326,6 @@
               <w:ind w:left="0"/>
               <w:jc w:val="left"/>
               <w:rPr>
-                <w:rFonts w:hint="eastAsia"/>
                 <w:sz w:val="13"/>
                 <w:szCs w:val="13"/>
               </w:rPr>
@@ -18339,7 +18392,6 @@
               <w:ind w:left="0"/>
               <w:jc w:val="left"/>
               <w:rPr>
-                <w:rFonts w:hint="eastAsia"/>
                 <w:sz w:val="13"/>
                 <w:szCs w:val="13"/>
               </w:rPr>
@@ -18363,7 +18415,6 @@
               <w:ind w:left="0"/>
               <w:jc w:val="left"/>
               <w:rPr>
-                <w:rFonts w:hint="eastAsia"/>
                 <w:sz w:val="13"/>
                 <w:szCs w:val="13"/>
               </w:rPr>
@@ -19559,7 +19610,7 @@
   <w:abstractNum w:abstractNumId="7">
     <w:nsid w:val="152262CC"/>
     <w:multiLevelType w:val="hybridMultilevel"/>
-    <w:tmpl w:val="E898BB68"/>
+    <w:tmpl w:val="3D2C2112"/>
     <w:lvl w:ilvl="0" w:tplc="0409000F">
       <w:start w:val="1"/>
       <w:numFmt w:val="decimal"/>
@@ -19569,10 +19620,10 @@
         <w:ind w:left="777" w:hanging="420"/>
       </w:pPr>
     </w:lvl>
-    <w:lvl w:ilvl="1" w:tplc="04090019">
-      <w:start w:val="1"/>
-      <w:numFmt w:val="lowerLetter"/>
-      <w:lvlText w:val="%2)"/>
+    <w:lvl w:ilvl="1" w:tplc="0409000F">
+      <w:start w:val="1"/>
+      <w:numFmt w:val="decimal"/>
+      <w:lvlText w:val="%2."/>
       <w:lvlJc w:val="left"/>
       <w:pPr>
         <w:ind w:left="1197" w:hanging="420"/>

--- a/internal_doc/03.开发设计/性能/Story_统计信息收集.docx
+++ b/internal_doc/03.开发设计/性能/Story_统计信息收集.docx
@@ -2138,9 +2138,6 @@
           <w:numId w:val="5"/>
         </w:numPr>
         <w:ind w:firstLineChars="0"/>
-        <w:rPr>
-          <w:rFonts w:hint="eastAsia"/>
-        </w:rPr>
       </w:pPr>
       <w:r>
         <w:rPr>
@@ -7091,7 +7088,19 @@
         <w:rPr>
           <w:rFonts w:hint="eastAsia"/>
         </w:rPr>
-        <w:t>{ name : "STATCLIDX", key : { CollectionSpace : 1, CollectionMBID : 1 }, unique : true, enforced : true }</w:t>
+        <w:t>{ name : "STATCLIDX", key : { Col</w:t>
+      </w:r>
+      <w:r>
+        <w:rPr>
+          <w:rFonts w:hint="eastAsia"/>
+        </w:rPr>
+        <w:t>lectionSpace : 1, Collection</w:t>
+      </w:r>
+      <w:r>
+        <w:rPr>
+          <w:rFonts w:hint="eastAsia"/>
+        </w:rPr>
+        <w:t xml:space="preserve"> : 1 }, unique : true, enforced : true }</w:t>
       </w:r>
     </w:p>
     <w:p>
@@ -7123,11 +7132,11 @@
       <w:tblGrid>
         <w:gridCol w:w="1185"/>
         <w:gridCol w:w="1031"/>
-        <w:gridCol w:w="657"/>
+        <w:gridCol w:w="654"/>
         <w:gridCol w:w="756"/>
-        <w:gridCol w:w="510"/>
-        <w:gridCol w:w="677"/>
-        <w:gridCol w:w="3349"/>
+        <w:gridCol w:w="611"/>
+        <w:gridCol w:w="668"/>
+        <w:gridCol w:w="3260"/>
       </w:tblGrid>
       <w:tr>
         <w:tc>
@@ -9180,7 +9189,15 @@
                 <w:sz w:val="13"/>
                 <w:szCs w:val="13"/>
               </w:rPr>
-              <w:t>NumberDouble</w:t>
+              <w:t>Number</w:t>
+            </w:r>
+            <w:r>
+              <w:rPr>
+                <w:rFonts w:hint="eastAsia"/>
+                <w:sz w:val="13"/>
+                <w:szCs w:val="13"/>
+              </w:rPr>
+              <w:t>Int</w:t>
             </w:r>
           </w:p>
         </w:tc>
@@ -9196,6 +9213,14 @@
                 <w:szCs w:val="13"/>
               </w:rPr>
             </w:pPr>
+            <w:r>
+              <w:rPr>
+                <w:rFonts w:hint="eastAsia"/>
+                <w:sz w:val="13"/>
+                <w:szCs w:val="13"/>
+              </w:rPr>
+              <w:t>UINT16</w:t>
+            </w:r>
           </w:p>
         </w:tc>
         <w:tc>
@@ -9216,7 +9241,7 @@
                 <w:sz w:val="13"/>
                 <w:szCs w:val="13"/>
               </w:rPr>
-              <w:t>0.0</w:t>
+              <w:t>0</w:t>
             </w:r>
           </w:p>
         </w:tc>
@@ -9238,7 +9263,23 @@
                 <w:sz w:val="13"/>
                 <w:szCs w:val="13"/>
               </w:rPr>
-              <w:t>0.0 ~ 1.0</w:t>
+              <w:t>0 ~ 1</w:t>
+            </w:r>
+            <w:r>
+              <w:rPr>
+                <w:rFonts w:hint="eastAsia"/>
+                <w:sz w:val="13"/>
+                <w:szCs w:val="13"/>
+              </w:rPr>
+              <w:t>0</w:t>
+            </w:r>
+            <w:r>
+              <w:rPr>
+                <w:rFonts w:hint="eastAsia"/>
+                <w:sz w:val="13"/>
+                <w:szCs w:val="13"/>
+              </w:rPr>
+              <w:t>000</w:t>
             </w:r>
           </w:p>
         </w:tc>
@@ -9291,6 +9332,22 @@
                 <w:szCs w:val="13"/>
               </w:rPr>
               <w:t>值在字段中的比例</w:t>
+            </w:r>
+            <w:r>
+              <w:rPr>
+                <w:rFonts w:hint="eastAsia"/>
+                <w:sz w:val="13"/>
+                <w:szCs w:val="13"/>
+              </w:rPr>
+              <w:t>，最终比例</w:t>
+            </w:r>
+            <w:r>
+              <w:rPr>
+                <w:rFonts w:hint="eastAsia"/>
+                <w:sz w:val="13"/>
+                <w:szCs w:val="13"/>
+              </w:rPr>
+              <w:t xml:space="preserve"> NullFrac / 10000</w:t>
             </w:r>
           </w:p>
         </w:tc>
@@ -9336,7 +9393,15 @@
                 <w:sz w:val="13"/>
                 <w:szCs w:val="13"/>
               </w:rPr>
-              <w:t>NumberDouble</w:t>
+              <w:t>Number</w:t>
+            </w:r>
+            <w:r>
+              <w:rPr>
+                <w:rFonts w:hint="eastAsia"/>
+                <w:sz w:val="13"/>
+                <w:szCs w:val="13"/>
+              </w:rPr>
+              <w:t>Int</w:t>
             </w:r>
           </w:p>
         </w:tc>
@@ -9352,6 +9417,14 @@
                 <w:szCs w:val="13"/>
               </w:rPr>
             </w:pPr>
+            <w:r>
+              <w:rPr>
+                <w:rFonts w:hint="eastAsia"/>
+                <w:sz w:val="13"/>
+                <w:szCs w:val="13"/>
+              </w:rPr>
+              <w:t>UINT16</w:t>
+            </w:r>
           </w:p>
         </w:tc>
         <w:tc>
@@ -9372,7 +9445,7 @@
                 <w:sz w:val="13"/>
                 <w:szCs w:val="13"/>
               </w:rPr>
-              <w:t>0.0</w:t>
+              <w:t>0</w:t>
             </w:r>
           </w:p>
         </w:tc>
@@ -9394,7 +9467,23 @@
                 <w:sz w:val="13"/>
                 <w:szCs w:val="13"/>
               </w:rPr>
-              <w:t>0.0 ~ 1.0</w:t>
+              <w:t>0</w:t>
+            </w:r>
+            <w:r>
+              <w:rPr>
+                <w:rFonts w:hint="eastAsia"/>
+                <w:sz w:val="13"/>
+                <w:szCs w:val="13"/>
+              </w:rPr>
+              <w:t xml:space="preserve"> ~ 1</w:t>
+            </w:r>
+            <w:r>
+              <w:rPr>
+                <w:rFonts w:hint="eastAsia"/>
+                <w:sz w:val="13"/>
+                <w:szCs w:val="13"/>
+              </w:rPr>
+              <w:t>0000</w:t>
             </w:r>
           </w:p>
         </w:tc>
@@ -9447,6 +9536,22 @@
                 <w:szCs w:val="13"/>
               </w:rPr>
               <w:t>在字段中比例</w:t>
+            </w:r>
+            <w:r>
+              <w:rPr>
+                <w:rFonts w:hint="eastAsia"/>
+                <w:sz w:val="13"/>
+                <w:szCs w:val="13"/>
+              </w:rPr>
+              <w:t>，最终比例</w:t>
+            </w:r>
+            <w:r>
+              <w:rPr>
+                <w:rFonts w:hint="eastAsia"/>
+                <w:sz w:val="13"/>
+                <w:szCs w:val="13"/>
+              </w:rPr>
+              <w:t xml:space="preserve"> UndefinedFrac / 10000</w:t>
             </w:r>
           </w:p>
         </w:tc>
@@ -9603,7 +9708,39 @@
                 <w:sz w:val="13"/>
                 <w:szCs w:val="13"/>
               </w:rPr>
-              <w:t>MCV: { Values: [ {a:1,b:1}, {a:2, b:2}, ... ], Frac: [ 0.1, 0.1, ... ] }</w:t>
+              <w:t>MCV: { Values: [ {a:1,b:1}, {a</w:t>
+            </w:r>
+            <w:r>
+              <w:rPr>
+                <w:rFonts w:hint="eastAsia"/>
+                <w:sz w:val="13"/>
+                <w:szCs w:val="13"/>
+              </w:rPr>
+              <w:t xml:space="preserve">:2, b:2}, ... ], Frac: [ 1000, </w:t>
+            </w:r>
+            <w:r>
+              <w:rPr>
+                <w:rFonts w:hint="eastAsia"/>
+                <w:sz w:val="13"/>
+                <w:szCs w:val="13"/>
+              </w:rPr>
+              <w:t>1</w:t>
+            </w:r>
+            <w:r>
+              <w:rPr>
+                <w:rFonts w:hint="eastAsia"/>
+                <w:sz w:val="13"/>
+                <w:szCs w:val="13"/>
+              </w:rPr>
+              <w:t>000</w:t>
+            </w:r>
+            <w:r>
+              <w:rPr>
+                <w:rFonts w:hint="eastAsia"/>
+                <w:sz w:val="13"/>
+                <w:szCs w:val="13"/>
+              </w:rPr>
+              <w:t>, ... ] }</w:t>
             </w:r>
           </w:p>
         </w:tc>
@@ -9939,7 +10076,39 @@
                 <w:sz w:val="13"/>
                 <w:szCs w:val="13"/>
               </w:rPr>
-              <w:t xml:space="preserve"> 0.0 ~ 1.0</w:t>
+              <w:t xml:space="preserve"> </w:t>
+            </w:r>
+            <w:r>
+              <w:rPr>
+                <w:rFonts w:hint="eastAsia"/>
+                <w:sz w:val="13"/>
+                <w:szCs w:val="13"/>
+              </w:rPr>
+              <w:t>0 ~ 1</w:t>
+            </w:r>
+            <w:r>
+              <w:rPr>
+                <w:rFonts w:hint="eastAsia"/>
+                <w:sz w:val="13"/>
+                <w:szCs w:val="13"/>
+              </w:rPr>
+              <w:t>0000</w:t>
+            </w:r>
+            <w:r>
+              <w:rPr>
+                <w:rFonts w:hint="eastAsia"/>
+                <w:sz w:val="13"/>
+                <w:szCs w:val="13"/>
+              </w:rPr>
+              <w:t>，最终比例</w:t>
+            </w:r>
+            <w:r>
+              <w:rPr>
+                <w:rFonts w:hint="eastAsia"/>
+                <w:sz w:val="13"/>
+                <w:szCs w:val="13"/>
+              </w:rPr>
+              <w:t xml:space="preserve"> Frac / 10000</w:t>
             </w:r>
           </w:p>
         </w:tc>
@@ -10172,7 +10341,7 @@
                 <w:sz w:val="13"/>
                 <w:szCs w:val="13"/>
               </w:rPr>
-              <w:t>0.0</w:t>
+              <w:t>0</w:t>
             </w:r>
           </w:p>
         </w:tc>
@@ -10195,7 +10364,15 @@
                 <w:sz w:val="13"/>
                 <w:szCs w:val="13"/>
               </w:rPr>
-              <w:t>0.0 ~ 1.0</w:t>
+              <w:t>0 ~ 1</w:t>
+            </w:r>
+            <w:r>
+              <w:rPr>
+                <w:rFonts w:hint="eastAsia"/>
+                <w:sz w:val="13"/>
+                <w:szCs w:val="13"/>
+              </w:rPr>
+              <w:t>0000</w:t>
             </w:r>
           </w:p>
         </w:tc>
@@ -10235,6 +10412,62 @@
               </w:rPr>
               <w:t>直方图的比例</w:t>
             </w:r>
+            <w:r>
+              <w:rPr>
+                <w:rFonts w:hint="eastAsia"/>
+                <w:sz w:val="13"/>
+                <w:szCs w:val="13"/>
+              </w:rPr>
+              <w:t>，</w:t>
+            </w:r>
+            <w:r>
+              <w:rPr>
+                <w:rFonts w:hint="eastAsia"/>
+                <w:sz w:val="13"/>
+                <w:szCs w:val="13"/>
+              </w:rPr>
+              <w:t>每个值的取值</w:t>
+            </w:r>
+            <w:r>
+              <w:rPr>
+                <w:rFonts w:hint="eastAsia"/>
+                <w:sz w:val="13"/>
+                <w:szCs w:val="13"/>
+              </w:rPr>
+              <w:t xml:space="preserve"> </w:t>
+            </w:r>
+            <w:r>
+              <w:rPr>
+                <w:rFonts w:hint="eastAsia"/>
+                <w:sz w:val="13"/>
+                <w:szCs w:val="13"/>
+              </w:rPr>
+              <w:t>0 ~ 1</w:t>
+            </w:r>
+            <w:r>
+              <w:rPr>
+                <w:rFonts w:hint="eastAsia"/>
+                <w:sz w:val="13"/>
+                <w:szCs w:val="13"/>
+              </w:rPr>
+              <w:t>0000</w:t>
+            </w:r>
+            <w:r>
+              <w:rPr>
+                <w:rFonts w:hint="eastAsia"/>
+                <w:sz w:val="13"/>
+                <w:szCs w:val="13"/>
+              </w:rPr>
+              <w:t>，最终比例</w:t>
+            </w:r>
+            <w:r>
+              <w:rPr>
+                <w:rFonts w:hint="eastAsia"/>
+                <w:sz w:val="13"/>
+                <w:szCs w:val="13"/>
+              </w:rPr>
+              <w:t xml:space="preserve"> Frac / 10000</w:t>
+            </w:r>
           </w:p>
         </w:tc>
       </w:tr>
@@ -10773,15 +11006,55 @@
                 <w:sz w:val="13"/>
                 <w:szCs w:val="13"/>
               </w:rPr>
-              <w:t>字段的各个类型占比例，每个值的取值</w:t>
-            </w:r>
-            <w:r>
-              <w:rPr>
-                <w:rFonts w:hint="eastAsia"/>
-                <w:sz w:val="13"/>
-                <w:szCs w:val="13"/>
-              </w:rPr>
-              <w:t xml:space="preserve"> 0.0 ~ 1.0</w:t>
+              <w:t>字段的各个类型占比例，</w:t>
+            </w:r>
+            <w:r>
+              <w:rPr>
+                <w:rFonts w:hint="eastAsia"/>
+                <w:sz w:val="13"/>
+                <w:szCs w:val="13"/>
+              </w:rPr>
+              <w:t>每个值的取值</w:t>
+            </w:r>
+            <w:r>
+              <w:rPr>
+                <w:rFonts w:hint="eastAsia"/>
+                <w:sz w:val="13"/>
+                <w:szCs w:val="13"/>
+              </w:rPr>
+              <w:t xml:space="preserve"> </w:t>
+            </w:r>
+            <w:r>
+              <w:rPr>
+                <w:rFonts w:hint="eastAsia"/>
+                <w:sz w:val="13"/>
+                <w:szCs w:val="13"/>
+              </w:rPr>
+              <w:t>0 ~ 1</w:t>
+            </w:r>
+            <w:r>
+              <w:rPr>
+                <w:rFonts w:hint="eastAsia"/>
+                <w:sz w:val="13"/>
+                <w:szCs w:val="13"/>
+              </w:rPr>
+              <w:t>0000</w:t>
+            </w:r>
+            <w:r>
+              <w:rPr>
+                <w:rFonts w:hint="eastAsia"/>
+                <w:sz w:val="13"/>
+                <w:szCs w:val="13"/>
+              </w:rPr>
+              <w:t>，最终比例</w:t>
+            </w:r>
+            <w:r>
+              <w:rPr>
+                <w:rFonts w:hint="eastAsia"/>
+                <w:sz w:val="13"/>
+                <w:szCs w:val="13"/>
+              </w:rPr>
+              <w:t xml:space="preserve"> Frac / 10000</w:t>
             </w:r>
           </w:p>
         </w:tc>
@@ -10801,7 +11074,25 @@
         <w:rPr>
           <w:rFonts w:hint="eastAsia"/>
         </w:rPr>
-        <w:t>{ name : "STATINDEXIDX", key : { CollectionSpace : 1, CollectionMBID : 1, IndexName : 1 }, unique : true, enforced : true }</w:t>
+        <w:t>{ name : "STATINDEXIDX", key : { Col</w:t>
+      </w:r>
+      <w:r>
+        <w:rPr>
+          <w:rFonts w:hint="eastAsia"/>
+        </w:rPr>
+        <w:t>lectionSpace : 1, Collection</w:t>
+      </w:r>
+      <w:r>
+        <w:rPr>
+          <w:rFonts w:hint="eastAsia"/>
+        </w:rPr>
+        <w:t xml:space="preserve"> : 1, Index</w:t>
+      </w:r>
+      <w:r>
+        <w:rPr>
+          <w:rFonts w:hint="eastAsia"/>
+        </w:rPr>
+        <w:t xml:space="preserve"> : 1 }, unique : true, enforced : true }</w:t>
       </w:r>
     </w:p>
     <w:p/>
@@ -17043,6 +17334,14 @@
                 <w:szCs w:val="18"/>
               </w:rPr>
             </w:pPr>
+            <w:r>
+              <w:rPr>
+                <w:rFonts w:hint="eastAsia"/>
+                <w:sz w:val="18"/>
+                <w:szCs w:val="18"/>
+              </w:rPr>
+              <w:t>已完成</w:t>
+            </w:r>
           </w:p>
         </w:tc>
       </w:tr>
@@ -17163,6 +17462,14 @@
                 <w:szCs w:val="18"/>
               </w:rPr>
             </w:pPr>
+            <w:r>
+              <w:rPr>
+                <w:rFonts w:hint="eastAsia"/>
+                <w:sz w:val="18"/>
+                <w:szCs w:val="18"/>
+              </w:rPr>
+              <w:t>已完成</w:t>
+            </w:r>
           </w:p>
         </w:tc>
       </w:tr>

--- a/internal_doc/03.开发设计/性能/Story_统计信息收集.docx
+++ b/internal_doc/03.开发设计/性能/Story_统计信息收集.docx
@@ -122,6 +122,48 @@
           </w:p>
         </w:tc>
       </w:tr>
+      <w:tr>
+        <w:tc>
+          <w:tcPr>
+            <w:tcW w:w="2728" w:type="dxa"/>
+          </w:tcPr>
+          <w:p>
+            <w:pPr>
+              <w:ind w:left="0"/>
+              <w:jc w:val="left"/>
+              <w:rPr>
+                <w:rFonts w:hint="eastAsia"/>
+              </w:rPr>
+            </w:pPr>
+            <w:r>
+              <w:rPr>
+                <w:rFonts w:hint="eastAsia"/>
+              </w:rPr>
+              <w:t>2017-06-07   He Guoming</w:t>
+            </w:r>
+          </w:p>
+        </w:tc>
+        <w:tc>
+          <w:tcPr>
+            <w:tcW w:w="5437" w:type="dxa"/>
+          </w:tcPr>
+          <w:p>
+            <w:pPr>
+              <w:ind w:left="0"/>
+              <w:jc w:val="left"/>
+              <w:rPr>
+                <w:rFonts w:hint="eastAsia"/>
+              </w:rPr>
+            </w:pPr>
+            <w:r>
+              <w:rPr>
+                <w:rFonts w:hint="eastAsia"/>
+              </w:rPr>
+              <w:t>Add CLEAR mode</w:t>
+            </w:r>
+          </w:p>
+        </w:tc>
+      </w:tr>
     </w:tbl>
     <w:p>
       <w:pPr>
@@ -509,6 +551,7 @@
         <w:rPr>
           <w:rFonts w:hint="eastAsia"/>
         </w:rPr>
+        <w:lastRenderedPageBreak/>
         <w:t>可以指定在不同的索引上进行</w:t>
       </w:r>
     </w:p>
@@ -520,7 +563,6 @@
         <w:rPr>
           <w:rFonts w:hint="eastAsia"/>
         </w:rPr>
-        <w:lastRenderedPageBreak/>
         <w:t>格式</w:t>
       </w:r>
     </w:p>
@@ -1328,6 +1370,7 @@
             <w:pPr>
               <w:ind w:left="0"/>
               <w:rPr>
+                <w:rFonts w:hint="eastAsia"/>
                 <w:sz w:val="13"/>
                 <w:szCs w:val="13"/>
               </w:rPr>
@@ -1355,6 +1398,31 @@
                 <w:szCs w:val="13"/>
               </w:rPr>
               <w:t>仅重新加载统计信息</w:t>
+            </w:r>
+          </w:p>
+          <w:p>
+            <w:pPr>
+              <w:ind w:left="0"/>
+              <w:rPr>
+                <w:sz w:val="13"/>
+                <w:szCs w:val="13"/>
+              </w:rPr>
+            </w:pPr>
+            <w:r>
+              <w:rPr>
+                <w:rFonts w:hint="eastAsia"/>
+                <w:sz w:val="13"/>
+                <w:szCs w:val="13"/>
+              </w:rPr>
+              <w:t>5</w:t>
+            </w:r>
+            <w:r>
+              <w:rPr>
+                <w:rFonts w:hint="eastAsia"/>
+                <w:sz w:val="13"/>
+                <w:szCs w:val="13"/>
+              </w:rPr>
+              <w:t>：清空统计信息，（下次使用时会加载）</w:t>
             </w:r>
           </w:p>
         </w:tc>
@@ -2039,6 +2107,7 @@
         <w:rPr>
           <w:rFonts w:hint="eastAsia"/>
         </w:rPr>
+        <w:lastRenderedPageBreak/>
         <w:t>仅支持到数据组</w:t>
       </w:r>
       <w:r>
@@ -2103,6 +2172,24 @@
         <w:rPr>
           <w:rFonts w:hint="eastAsia"/>
         </w:rPr>
+        <w:t>或者</w:t>
+      </w:r>
+      <w:r>
+        <w:rPr>
+          <w:rFonts w:hint="eastAsia"/>
+        </w:rPr>
+        <w:t>5</w:t>
+      </w:r>
+      <w:r>
+        <w:rPr>
+          <w:rFonts w:hint="eastAsia"/>
+        </w:rPr>
+        <w:t>（清空统计信息缓存）</w:t>
+      </w:r>
+      <w:r>
+        <w:rPr>
+          <w:rFonts w:hint="eastAsia"/>
+        </w:rPr>
         <w:t>，可以</w:t>
       </w:r>
       <w:r>
@@ -2231,7 +2318,6 @@
         <w:rPr>
           <w:rFonts w:hint="eastAsia"/>
         </w:rPr>
-        <w:lastRenderedPageBreak/>
         <w:t>如果</w:t>
       </w:r>
       <w:r>
@@ -3153,6 +3239,7 @@
               <w:jc w:val="left"/>
             </w:pPr>
             <w:r>
+              <w:lastRenderedPageBreak/>
               <w:t>MsgOpQuery</w:t>
             </w:r>
           </w:p>
@@ -3219,7 +3306,6 @@
               <w:rPr>
                 <w:rFonts w:hint="eastAsia"/>
               </w:rPr>
-              <w:lastRenderedPageBreak/>
               <w:t>Collection: "cl</w:t>
             </w:r>
             <w:r>
@@ -3325,7 +3411,6 @@
         <w:rPr>
           <w:rFonts w:hint="eastAsia"/>
         </w:rPr>
-        <w:lastRenderedPageBreak/>
         <w:t>使用</w:t>
       </w:r>
       <w:r>
@@ -3958,6 +4043,7 @@
         <w:rPr>
           <w:rFonts w:hint="eastAsia"/>
         </w:rPr>
+        <w:lastRenderedPageBreak/>
         <w:t>用于估算结果集大小</w:t>
       </w:r>
     </w:p>
@@ -3991,7 +4077,6 @@
         <w:rPr>
           <w:rFonts w:hint="eastAsia"/>
         </w:rPr>
-        <w:lastRenderedPageBreak/>
         <w:t>Index</w:t>
       </w:r>
       <w:r>
@@ -4548,6 +4633,7 @@
         <w:rPr>
           <w:rFonts w:hint="eastAsia"/>
         </w:rPr>
+        <w:lastRenderedPageBreak/>
         <w:t>{ val: [ A, B, ... ], frac: [ fracA, fracB, ... ] }</w:t>
       </w:r>
     </w:p>
@@ -4614,7 +4700,6 @@
         <w:rPr>
           <w:rFonts w:hint="eastAsia"/>
         </w:rPr>
-        <w:lastRenderedPageBreak/>
         <w:t>用于估算</w:t>
       </w:r>
       <w:r>
@@ -5365,6 +5450,7 @@
           <w:rFonts w:hint="eastAsia"/>
           <w:shd w:val="pct15" w:color="auto" w:fill="FFFFFF"/>
         </w:rPr>
+        <w:lastRenderedPageBreak/>
         <w:t>类型集合</w:t>
       </w:r>
       <w:r>
@@ -5464,7 +5550,6 @@
           <w:rFonts w:hint="eastAsia"/>
           <w:shd w:val="pct15" w:color="auto" w:fill="FFFFFF"/>
         </w:rPr>
-        <w:lastRenderedPageBreak/>
         <w:t>types</w:t>
       </w:r>
       <w:r>
@@ -7201,7 +7286,16 @@
                 <w:sz w:val="13"/>
                 <w:szCs w:val="13"/>
               </w:rPr>
-              <w:t>内部类型</w:t>
+              <w:t>内部类</w:t>
+            </w:r>
+            <w:r>
+              <w:rPr>
+                <w:rFonts w:hint="eastAsia"/>
+                <w:sz w:val="13"/>
+                <w:szCs w:val="13"/>
+              </w:rPr>
+              <w:lastRenderedPageBreak/>
+              <w:t>型</w:t>
             </w:r>
           </w:p>
         </w:tc>
@@ -7223,6 +7317,7 @@
                 <w:sz w:val="13"/>
                 <w:szCs w:val="13"/>
               </w:rPr>
+              <w:lastRenderedPageBreak/>
               <w:t>默认值</w:t>
             </w:r>
           </w:p>
@@ -7245,7 +7340,16 @@
                 <w:sz w:val="13"/>
                 <w:szCs w:val="13"/>
               </w:rPr>
-              <w:t>取值范围</w:t>
+              <w:t>取值范</w:t>
+            </w:r>
+            <w:r>
+              <w:rPr>
+                <w:rFonts w:hint="eastAsia"/>
+                <w:sz w:val="13"/>
+                <w:szCs w:val="13"/>
+              </w:rPr>
+              <w:lastRenderedPageBreak/>
+              <w:t>围</w:t>
             </w:r>
           </w:p>
         </w:tc>
@@ -7267,6 +7371,7 @@
                 <w:sz w:val="13"/>
                 <w:szCs w:val="13"/>
               </w:rPr>
+              <w:lastRenderedPageBreak/>
               <w:t>必须</w:t>
             </w:r>
           </w:p>
@@ -7313,6 +7418,7 @@
                 <w:sz w:val="13"/>
                 <w:szCs w:val="13"/>
               </w:rPr>
+              <w:lastRenderedPageBreak/>
               <w:t>CollectionSpace</w:t>
             </w:r>
           </w:p>
@@ -8117,7 +8223,6 @@
                 <w:sz w:val="13"/>
                 <w:szCs w:val="13"/>
               </w:rPr>
-              <w:lastRenderedPageBreak/>
               <w:t>Sample</w:t>
             </w:r>
             <w:r>
@@ -11104,6 +11209,7 @@
         <w:rPr>
           <w:rFonts w:hint="eastAsia"/>
         </w:rPr>
+        <w:lastRenderedPageBreak/>
         <w:t>流程设计</w:t>
       </w:r>
     </w:p>
@@ -11173,7 +11279,6 @@
         <w:rPr>
           <w:noProof/>
         </w:rPr>
-        <w:lastRenderedPageBreak/>
         <w:drawing>
           <wp:inline distT="0" distB="0" distL="0" distR="0">
             <wp:extent cx="5274310" cy="2998025"/>
@@ -11590,6 +11695,7 @@
         <w:rPr>
           <w:rFonts w:hint="eastAsia"/>
         </w:rPr>
+        <w:lastRenderedPageBreak/>
         <w:t>如果在</w:t>
       </w:r>
       <w:r>
@@ -12417,14 +12523,12 @@
         </w:rPr>
         <w:t>抽样</w:t>
       </w:r>
-      <w:ins w:id="0" w:author="heguoming" w:date="2017-05-17T15:09:00Z">
-        <w:r>
-          <w:rPr>
-            <w:rFonts w:hint="eastAsia"/>
-          </w:rPr>
-          <w:t>（有现成方法）</w:t>
-        </w:r>
-      </w:ins>
+      <w:r>
+        <w:rPr>
+          <w:rFonts w:hint="eastAsia"/>
+        </w:rPr>
+        <w:t>（有现成方法）</w:t>
+      </w:r>
     </w:p>
     <w:p>
       <w:pPr>
@@ -14971,24 +15075,73 @@
           <w:numId w:val="29"/>
         </w:numPr>
         <w:ind w:firstLineChars="0"/>
-      </w:pPr>
-      <w:r>
-        <w:rPr>
-          <w:rFonts w:hint="eastAsia"/>
-        </w:rPr>
-        <w:t>加载由新增加的</w:t>
-      </w:r>
-      <w:r>
-        <w:rPr>
-          <w:rFonts w:hint="eastAsia"/>
-        </w:rPr>
-        <w:t>analyze</w:t>
-      </w:r>
-      <w:r>
-        <w:rPr>
-          <w:rFonts w:hint="eastAsia"/>
-        </w:rPr>
-        <w:t>日志进行</w:t>
+        <w:rPr>
+          <w:rFonts w:hint="eastAsia"/>
+        </w:rPr>
+      </w:pPr>
+      <w:r>
+        <w:rPr>
+          <w:rFonts w:hint="eastAsia"/>
+        </w:rPr>
+        <w:t>通过</w:t>
+      </w:r>
+      <w:r>
+        <w:rPr>
+          <w:rFonts w:hint="eastAsia"/>
+        </w:rPr>
+        <w:t>invalidate</w:t>
+      </w:r>
+      <w:r>
+        <w:rPr>
+          <w:rFonts w:hint="eastAsia"/>
+        </w:rPr>
+        <w:t>日志清空备节点相应的统计信息缓存</w:t>
+      </w:r>
+    </w:p>
+    <w:p>
+      <w:pPr>
+        <w:pStyle w:val="ListParagraph"/>
+        <w:numPr>
+          <w:ilvl w:val="2"/>
+          <w:numId w:val="29"/>
+        </w:numPr>
+        <w:ind w:firstLineChars="0"/>
+      </w:pPr>
+      <w:r>
+        <w:rPr>
+          <w:rFonts w:hint="eastAsia"/>
+        </w:rPr>
+        <w:t>备节点的相应统计信息</w:t>
+      </w:r>
+      <w:r>
+        <w:rPr>
+          <w:rFonts w:hint="eastAsia"/>
+        </w:rPr>
+        <w:t>加载由</w:t>
+      </w:r>
+      <w:r>
+        <w:rPr>
+          <w:rFonts w:hint="eastAsia"/>
+        </w:rPr>
+        <w:t>下一次对相应</w:t>
+      </w:r>
+      <w:r>
+        <w:rPr>
+          <w:rFonts w:hint="eastAsia"/>
+        </w:rPr>
+        <w:t>Collection</w:t>
+      </w:r>
+      <w:r>
+        <w:rPr>
+          <w:rFonts w:hint="eastAsia"/>
+        </w:rPr>
+        <w:t>的查询</w:t>
+      </w:r>
+      <w:r>
+        <w:rPr>
+          <w:rFonts w:hint="eastAsia"/>
+        </w:rPr>
+        <w:t>进行</w:t>
       </w:r>
     </w:p>
     <w:p>
@@ -15026,7 +15179,13 @@
         <w:rPr>
           <w:rFonts w:hint="eastAsia"/>
         </w:rPr>
-        <w:t>提示备节点加载统计信息缓存</w:t>
+        <w:t>提示备节点清空</w:t>
+      </w:r>
+      <w:r>
+        <w:rPr>
+          <w:rFonts w:hint="eastAsia"/>
+        </w:rPr>
+        <w:t>统计信息缓存</w:t>
       </w:r>
     </w:p>
     <w:p>
@@ -15037,6 +15196,9 @@
           <w:numId w:val="29"/>
         </w:numPr>
         <w:ind w:firstLineChars="0"/>
+        <w:rPr>
+          <w:rFonts w:hint="eastAsia"/>
+        </w:rPr>
       </w:pPr>
       <w:r>
         <w:rPr>
@@ -15054,7 +15216,7 @@
         <w:rPr>
           <w:rFonts w:hint="eastAsia"/>
         </w:rPr>
-        <w:t>4</w:t>
+        <w:t>3</w:t>
       </w:r>
       <w:r>
         <w:rPr>
@@ -15073,6 +15235,34 @@
           <w:rFonts w:hint="eastAsia"/>
         </w:rPr>
         <w:t>的操作</w:t>
+      </w:r>
+    </w:p>
+    <w:p>
+      <w:pPr>
+        <w:pStyle w:val="ListParagraph"/>
+        <w:numPr>
+          <w:ilvl w:val="2"/>
+          <w:numId w:val="29"/>
+        </w:numPr>
+        <w:ind w:firstLineChars="0"/>
+      </w:pPr>
+      <w:r>
+        <w:rPr>
+          <w:rFonts w:hint="eastAsia"/>
+        </w:rPr>
+        <w:t>扩展</w:t>
+      </w:r>
+      <w:r>
+        <w:rPr>
+          <w:rFonts w:hint="eastAsia"/>
+        </w:rPr>
+        <w:t>InvalidateCata</w:t>
+      </w:r>
+      <w:r>
+        <w:rPr>
+          <w:rFonts w:hint="eastAsia"/>
+        </w:rPr>
+        <w:t>日志</w:t>
       </w:r>
     </w:p>
     <w:p/>
@@ -15143,12 +15333,44 @@
           <w:p>
             <w:pPr>
               <w:ind w:left="0"/>
-            </w:pPr>
-            <w:r>
-              <w:rPr>
-                <w:rFonts w:hint="eastAsia"/>
-              </w:rPr>
-              <w:t>ANALYZE</w:t>
+              <w:rPr>
+                <w:rFonts w:hint="eastAsia"/>
+              </w:rPr>
+            </w:pPr>
+            <w:r>
+              <w:rPr>
+                <w:rFonts w:hint="eastAsia"/>
+              </w:rPr>
+              <w:t>INVALIDATECATA</w:t>
+            </w:r>
+          </w:p>
+          <w:p>
+            <w:pPr>
+              <w:ind w:left="0"/>
+            </w:pPr>
+            <w:r>
+              <w:rPr>
+                <w:rFonts w:hint="eastAsia"/>
+              </w:rPr>
+              <w:t>Type</w:t>
+            </w:r>
+            <w:r>
+              <w:rPr>
+                <w:rFonts w:hint="eastAsia"/>
+              </w:rPr>
+              <w:t xml:space="preserve"> (1)</w:t>
+            </w:r>
+            <w:r>
+              <w:rPr>
+                <w:rFonts w:hint="eastAsia"/>
+              </w:rPr>
+              <w:t xml:space="preserve">: </w:t>
+            </w:r>
+            <w:r>
+              <w:rPr>
+                <w:rFonts w:hint="eastAsia"/>
+              </w:rPr>
+              <w:t>cacheType(UINT8)</w:t>
             </w:r>
           </w:p>
           <w:p>
@@ -15160,7 +15382,25 @@
               <w:rPr>
                 <w:rFonts w:hint="eastAsia"/>
               </w:rPr>
-              <w:t>CollectionSpace: "csName"</w:t>
+              <w:t>CLFullName</w:t>
+            </w:r>
+            <w:r>
+              <w:rPr>
+                <w:rFonts w:hint="eastAsia"/>
+              </w:rPr>
+              <w:t xml:space="preserve"> (201)</w:t>
+            </w:r>
+            <w:r>
+              <w:rPr>
+                <w:rFonts w:hint="eastAsia"/>
+              </w:rPr>
+              <w:t>: "csName"</w:t>
+            </w:r>
+            <w:r>
+              <w:rPr>
+                <w:rFonts w:hint="eastAsia"/>
+              </w:rPr>
+              <w:t xml:space="preserve"> / "csName.clName"</w:t>
             </w:r>
           </w:p>
           <w:p>
@@ -15172,36 +15412,314 @@
               <w:rPr>
                 <w:rFonts w:hint="eastAsia"/>
               </w:rPr>
-              <w:t>Collection: "clName"</w:t>
-            </w:r>
-            <w:r>
-              <w:rPr>
-                <w:rFonts w:hint="eastAsia"/>
-              </w:rPr>
-              <w:t>（非全名）</w:t>
-            </w:r>
-          </w:p>
-          <w:p>
-            <w:pPr>
-              <w:ind w:left="0"/>
-              <w:jc w:val="left"/>
-            </w:pPr>
-            <w:r>
-              <w:rPr>
-                <w:rFonts w:hint="eastAsia"/>
-              </w:rPr>
-              <w:t>Index: "idxName"</w:t>
+              <w:t>Index</w:t>
+            </w:r>
+            <w:r>
+              <w:rPr>
+                <w:rFonts w:hint="eastAsia"/>
+              </w:rPr>
+              <w:t>(2)</w:t>
+            </w:r>
+            <w:r>
+              <w:rPr>
+                <w:rFonts w:hint="eastAsia"/>
+              </w:rPr>
+              <w:t>: "idxName"</w:t>
             </w:r>
           </w:p>
         </w:tc>
       </w:tr>
     </w:tbl>
     <w:p>
-      <w:r>
-        <w:rPr>
-          <w:rFonts w:hint="eastAsia"/>
-        </w:rPr>
-        <w:t>如</w:t>
+      <w:pPr>
+        <w:rPr>
+          <w:rFonts w:hint="eastAsia"/>
+        </w:rPr>
+      </w:pPr>
+    </w:p>
+    <w:p>
+      <w:pPr>
+        <w:rPr>
+          <w:rFonts w:hint="eastAsia"/>
+        </w:rPr>
+      </w:pPr>
+      <w:r>
+        <w:rPr>
+          <w:rFonts w:hint="eastAsia"/>
+        </w:rPr>
+        <w:t>扩展</w:t>
+      </w:r>
+      <w:r>
+        <w:rPr>
+          <w:rFonts w:hint="eastAsia"/>
+        </w:rPr>
+        <w:t>INVALIDCATA</w:t>
+      </w:r>
+      <w:r>
+        <w:rPr>
+          <w:rFonts w:hint="eastAsia"/>
+        </w:rPr>
+        <w:t>的日志</w:t>
+      </w:r>
+    </w:p>
+    <w:p>
+      <w:pPr>
+        <w:pStyle w:val="ListParagraph"/>
+        <w:numPr>
+          <w:ilvl w:val="0"/>
+          <w:numId w:val="34"/>
+        </w:numPr>
+        <w:ind w:firstLineChars="0"/>
+        <w:rPr>
+          <w:rFonts w:hint="eastAsia"/>
+        </w:rPr>
+      </w:pPr>
+      <w:r>
+        <w:rPr>
+          <w:rFonts w:hint="eastAsia"/>
+        </w:rPr>
+        <w:t>加入</w:t>
+      </w:r>
+      <w:r>
+        <w:rPr>
+          <w:rFonts w:hint="eastAsia"/>
+        </w:rPr>
+        <w:t>UINT8</w:t>
+      </w:r>
+      <w:r>
+        <w:rPr>
+          <w:rFonts w:hint="eastAsia"/>
+        </w:rPr>
+        <w:t>的类型，表示要清空的缓存类型</w:t>
+      </w:r>
+    </w:p>
+    <w:p>
+      <w:pPr>
+        <w:pStyle w:val="ListParagraph"/>
+        <w:numPr>
+          <w:ilvl w:val="1"/>
+          <w:numId w:val="34"/>
+        </w:numPr>
+        <w:ind w:firstLineChars="0"/>
+        <w:rPr>
+          <w:rFonts w:hint="eastAsia"/>
+        </w:rPr>
+      </w:pPr>
+      <w:r>
+        <w:rPr>
+          <w:rFonts w:hint="eastAsia"/>
+        </w:rPr>
+        <w:t>0x01</w:t>
+      </w:r>
+      <w:r>
+        <w:rPr>
+          <w:rFonts w:hint="eastAsia"/>
+        </w:rPr>
+        <w:t>：</w:t>
+      </w:r>
+      <w:r>
+        <w:rPr>
+          <w:rFonts w:hint="eastAsia"/>
+        </w:rPr>
+        <w:t>Catalog</w:t>
+      </w:r>
+      <w:r>
+        <w:rPr>
+          <w:rFonts w:hint="eastAsia"/>
+        </w:rPr>
+        <w:t>缓存</w:t>
+      </w:r>
+    </w:p>
+    <w:p>
+      <w:pPr>
+        <w:pStyle w:val="ListParagraph"/>
+        <w:numPr>
+          <w:ilvl w:val="1"/>
+          <w:numId w:val="34"/>
+        </w:numPr>
+        <w:ind w:firstLineChars="0"/>
+        <w:rPr>
+          <w:rFonts w:hint="eastAsia"/>
+        </w:rPr>
+      </w:pPr>
+      <w:r>
+        <w:rPr>
+          <w:rFonts w:hint="eastAsia"/>
+        </w:rPr>
+        <w:t>0x02</w:t>
+      </w:r>
+      <w:r>
+        <w:rPr>
+          <w:rFonts w:hint="eastAsia"/>
+        </w:rPr>
+        <w:t>：统计信息（</w:t>
+      </w:r>
+      <w:r>
+        <w:rPr>
+          <w:rFonts w:hint="eastAsia"/>
+        </w:rPr>
+        <w:t>Statistics</w:t>
+      </w:r>
+      <w:r>
+        <w:rPr>
+          <w:rFonts w:hint="eastAsia"/>
+        </w:rPr>
+        <w:t>）缓存</w:t>
+      </w:r>
+    </w:p>
+    <w:p>
+      <w:pPr>
+        <w:pStyle w:val="ListParagraph"/>
+        <w:numPr>
+          <w:ilvl w:val="1"/>
+          <w:numId w:val="34"/>
+        </w:numPr>
+        <w:ind w:firstLineChars="0"/>
+        <w:rPr>
+          <w:rFonts w:hint="eastAsia"/>
+        </w:rPr>
+      </w:pPr>
+      <w:r>
+        <w:rPr>
+          <w:rFonts w:hint="eastAsia"/>
+        </w:rPr>
+        <w:t>0xff</w:t>
+      </w:r>
+      <w:r>
+        <w:rPr>
+          <w:rFonts w:hint="eastAsia"/>
+        </w:rPr>
+        <w:t>：清空各种缓存，包括</w:t>
+      </w:r>
+      <w:r>
+        <w:rPr>
+          <w:rFonts w:hint="eastAsia"/>
+        </w:rPr>
+        <w:t>Catalog</w:t>
+      </w:r>
+      <w:r>
+        <w:rPr>
+          <w:rFonts w:hint="eastAsia"/>
+        </w:rPr>
+        <w:t>缓存和统计信息缓存</w:t>
+      </w:r>
+    </w:p>
+    <w:p>
+      <w:pPr>
+        <w:pStyle w:val="ListParagraph"/>
+        <w:numPr>
+          <w:ilvl w:val="1"/>
+          <w:numId w:val="34"/>
+        </w:numPr>
+        <w:ind w:firstLineChars="0"/>
+        <w:rPr>
+          <w:rFonts w:hint="eastAsia"/>
+        </w:rPr>
+      </w:pPr>
+      <w:r>
+        <w:rPr>
+          <w:rFonts w:hint="eastAsia"/>
+        </w:rPr>
+        <w:t>可以进行</w:t>
+      </w:r>
+      <w:r>
+        <w:rPr>
+          <w:rFonts w:hint="eastAsia"/>
+        </w:rPr>
+        <w:t>&amp;</w:t>
+      </w:r>
+      <w:r>
+        <w:rPr>
+          <w:rFonts w:hint="eastAsia"/>
+        </w:rPr>
+        <w:t>叠加</w:t>
+      </w:r>
+      <w:r>
+        <w:rPr>
+          <w:rFonts w:hint="eastAsia"/>
+        </w:rPr>
+        <w:t>，则一次可以清空多种缓存</w:t>
+      </w:r>
+    </w:p>
+    <w:p>
+      <w:pPr>
+        <w:pStyle w:val="ListParagraph"/>
+        <w:numPr>
+          <w:ilvl w:val="0"/>
+          <w:numId w:val="34"/>
+        </w:numPr>
+        <w:ind w:firstLineChars="0"/>
+        <w:rPr>
+          <w:rFonts w:hint="eastAsia"/>
+        </w:rPr>
+      </w:pPr>
+      <w:r>
+        <w:rPr>
+          <w:rFonts w:hint="eastAsia"/>
+        </w:rPr>
+        <w:t>CLFullName</w:t>
+      </w:r>
+    </w:p>
+    <w:p>
+      <w:pPr>
+        <w:pStyle w:val="ListParagraph"/>
+        <w:numPr>
+          <w:ilvl w:val="1"/>
+          <w:numId w:val="34"/>
+        </w:numPr>
+        <w:ind w:firstLineChars="0"/>
+        <w:rPr>
+          <w:rFonts w:hint="eastAsia"/>
+        </w:rPr>
+      </w:pPr>
+      <w:r>
+        <w:rPr>
+          <w:rFonts w:hint="eastAsia"/>
+        </w:rPr>
+        <w:t>可以指定为</w:t>
+      </w:r>
+      <w:r>
+        <w:rPr>
+          <w:rFonts w:hint="eastAsia"/>
+        </w:rPr>
+        <w:t>CSName</w:t>
+      </w:r>
+      <w:r>
+        <w:rPr>
+          <w:rFonts w:hint="eastAsia"/>
+        </w:rPr>
+        <w:t>或者</w:t>
+      </w:r>
+      <w:r>
+        <w:rPr>
+          <w:rFonts w:hint="eastAsia"/>
+        </w:rPr>
+        <w:t>CSName.CLName</w:t>
+      </w:r>
+    </w:p>
+    <w:p>
+      <w:pPr>
+        <w:pStyle w:val="ListParagraph"/>
+        <w:numPr>
+          <w:ilvl w:val="1"/>
+          <w:numId w:val="34"/>
+        </w:numPr>
+        <w:ind w:firstLineChars="0"/>
+        <w:rPr>
+          <w:rFonts w:hint="eastAsia"/>
+        </w:rPr>
+      </w:pPr>
+      <w:r>
+        <w:rPr>
+          <w:rFonts w:hint="eastAsia"/>
+        </w:rPr>
+        <w:t>CSName</w:t>
+      </w:r>
+      <w:r>
+        <w:rPr>
+          <w:rFonts w:hint="eastAsia"/>
+        </w:rPr>
+        <w:t>为对某个</w:t>
       </w:r>
       <w:r>
         <w:rPr>
@@ -15213,7 +15731,32 @@
         <w:rPr>
           <w:rFonts w:hint="eastAsia"/>
         </w:rPr>
-        <w:t>、</w:t>
+        <w:t>进行操作</w:t>
+      </w:r>
+    </w:p>
+    <w:p>
+      <w:pPr>
+        <w:pStyle w:val="ListParagraph"/>
+        <w:numPr>
+          <w:ilvl w:val="1"/>
+          <w:numId w:val="34"/>
+        </w:numPr>
+        <w:ind w:firstLineChars="0"/>
+        <w:rPr>
+          <w:rFonts w:hint="eastAsia"/>
+        </w:rPr>
+      </w:pPr>
+      <w:r>
+        <w:rPr>
+          <w:rFonts w:hint="eastAsia"/>
+        </w:rPr>
+        <w:t>CSName.CLName</w:t>
+      </w:r>
+      <w:r>
+        <w:rPr>
+          <w:rFonts w:hint="eastAsia"/>
+        </w:rPr>
+        <w:t>为对某个</w:t>
       </w:r>
       <w:r>
         <w:rPr>
@@ -15225,25 +15768,134 @@
         <w:rPr>
           <w:rFonts w:hint="eastAsia"/>
         </w:rPr>
-        <w:t>和</w:t>
-      </w:r>
-      <w:r>
-        <w:rPr>
-          <w:rFonts w:hint="eastAsia"/>
-        </w:rPr>
-        <w:t>Index</w:t>
-      </w:r>
-      <w:r>
-        <w:rPr>
-          <w:rFonts w:hint="eastAsia"/>
-        </w:rPr>
-        <w:t>都没有指定，则进行</w:t>
-      </w:r>
-      <w:r>
-        <w:rPr>
-          <w:rFonts w:hint="eastAsia"/>
-        </w:rPr>
-        <w:t>全节点的加载</w:t>
+        <w:t>进行操作</w:t>
+      </w:r>
+    </w:p>
+    <w:p>
+      <w:pPr>
+        <w:pStyle w:val="ListParagraph"/>
+        <w:numPr>
+          <w:ilvl w:val="1"/>
+          <w:numId w:val="34"/>
+        </w:numPr>
+        <w:ind w:firstLineChars="0"/>
+        <w:rPr>
+          <w:rFonts w:hint="eastAsia"/>
+        </w:rPr>
+      </w:pPr>
+      <w:r>
+        <w:rPr>
+          <w:rFonts w:hint="eastAsia"/>
+        </w:rPr>
+        <w:t>"SYS"</w:t>
+      </w:r>
+      <w:r>
+        <w:rPr>
+          <w:rFonts w:hint="eastAsia"/>
+        </w:rPr>
+        <w:t>为对所有</w:t>
+      </w:r>
+      <w:r>
+        <w:rPr>
+          <w:rFonts w:hint="eastAsia"/>
+        </w:rPr>
+        <w:t>CollectionSpace</w:t>
+      </w:r>
+      <w:r>
+        <w:rPr>
+          <w:rFonts w:hint="eastAsia"/>
+        </w:rPr>
+        <w:t>进行操作</w:t>
+      </w:r>
+    </w:p>
+    <w:p>
+      <w:pPr>
+        <w:pStyle w:val="ListParagraph"/>
+        <w:numPr>
+          <w:ilvl w:val="2"/>
+          <w:numId w:val="34"/>
+        </w:numPr>
+        <w:ind w:firstLineChars="0"/>
+        <w:rPr>
+          <w:rFonts w:hint="eastAsia"/>
+        </w:rPr>
+      </w:pPr>
+      <w:r>
+        <w:rPr>
+          <w:rFonts w:hint="eastAsia"/>
+        </w:rPr>
+        <w:t>Catalog</w:t>
+      </w:r>
+      <w:r>
+        <w:rPr>
+          <w:rFonts w:hint="eastAsia"/>
+        </w:rPr>
+        <w:t>缓存无操作</w:t>
+      </w:r>
+    </w:p>
+    <w:p>
+      <w:pPr>
+        <w:pStyle w:val="ListParagraph"/>
+        <w:numPr>
+          <w:ilvl w:val="2"/>
+          <w:numId w:val="34"/>
+        </w:numPr>
+        <w:ind w:firstLineChars="0"/>
+        <w:rPr>
+          <w:rFonts w:hint="eastAsia"/>
+        </w:rPr>
+      </w:pPr>
+      <w:r>
+        <w:rPr>
+          <w:rFonts w:hint="eastAsia"/>
+        </w:rPr>
+        <w:t>统计信息则清空所有</w:t>
+      </w:r>
+      <w:r>
+        <w:rPr>
+          <w:rFonts w:hint="eastAsia"/>
+        </w:rPr>
+        <w:t>CollectionSpace</w:t>
+      </w:r>
+      <w:r>
+        <w:rPr>
+          <w:rFonts w:hint="eastAsia"/>
+        </w:rPr>
+        <w:t>的缓存</w:t>
+      </w:r>
+    </w:p>
+    <w:p>
+      <w:pPr>
+        <w:pStyle w:val="ListParagraph"/>
+        <w:numPr>
+          <w:ilvl w:val="0"/>
+          <w:numId w:val="34"/>
+        </w:numPr>
+        <w:ind w:firstLineChars="0"/>
+      </w:pPr>
+      <w:r>
+        <w:rPr>
+          <w:rFonts w:hint="eastAsia"/>
+        </w:rPr>
+        <w:t>IndexName</w:t>
+      </w:r>
+      <w:r>
+        <w:rPr>
+          <w:rFonts w:hint="eastAsia"/>
+        </w:rPr>
+        <w:t>为统计信息缓存使用，仅清空某</w:t>
+      </w:r>
+      <w:r>
+        <w:rPr>
+          <w:rFonts w:hint="eastAsia"/>
+        </w:rPr>
+        <w:t>索引的</w:t>
+      </w:r>
+      <w:r>
+        <w:rPr>
+          <w:rFonts w:hint="eastAsia"/>
+        </w:rPr>
+        <w:t>统计信息的缓存</w:t>
       </w:r>
     </w:p>
     <w:p/>
@@ -15281,7 +15933,31 @@
         <w:rPr>
           <w:rFonts w:hint="eastAsia"/>
         </w:rPr>
-        <w:t>日志：</w:t>
+        <w:t>日志</w:t>
+      </w:r>
+      <w:r>
+        <w:rPr>
+          <w:rFonts w:hint="eastAsia"/>
+        </w:rPr>
+        <w:t>（</w:t>
+      </w:r>
+      <w:r>
+        <w:rPr>
+          <w:rFonts w:hint="eastAsia"/>
+        </w:rPr>
+        <w:t>INVALIDATECATA(0x02)</w:t>
+      </w:r>
+      <w:r>
+        <w:rPr>
+          <w:rFonts w:hint="eastAsia"/>
+        </w:rPr>
+        <w:t>）</w:t>
+      </w:r>
+      <w:r>
+        <w:rPr>
+          <w:rFonts w:hint="eastAsia"/>
+        </w:rPr>
+        <w:t>：</w:t>
       </w:r>
     </w:p>
     <w:p/>
@@ -15318,6 +15994,24 @@
         </w:rPr>
         <w:t>记录</w:t>
       </w:r>
+      <w:r>
+        <w:rPr>
+          <w:rFonts w:hint="eastAsia"/>
+        </w:rPr>
+        <w:t>，需要写入日志通知备节点清空对应的统计信息缓存，备节点下一次访问相关</w:t>
+      </w:r>
+      <w:r>
+        <w:rPr>
+          <w:rFonts w:hint="eastAsia"/>
+        </w:rPr>
+        <w:t>Collection</w:t>
+      </w:r>
+      <w:r>
+        <w:rPr>
+          <w:rFonts w:hint="eastAsia"/>
+        </w:rPr>
+        <w:t>的查询时重新加载</w:t>
+      </w:r>
     </w:p>
     <w:p>
       <w:pPr>
@@ -15362,7 +16056,7 @@
         <w:rPr>
           <w:rFonts w:hint="eastAsia"/>
         </w:rPr>
-        <w:t>重新加载</w:t>
+        <w:t>清空主节点的统计信息，并且写入日志通知备节点</w:t>
       </w:r>
     </w:p>
     <w:p>
@@ -15396,7 +16090,7 @@
         <w:rPr>
           <w:rFonts w:hint="eastAsia"/>
         </w:rPr>
-        <w:t>，需要重新加载</w:t>
+        <w:t>，需要清空本节点的统计信息缓存</w:t>
       </w:r>
     </w:p>
     <w:p>
@@ -15407,6 +16101,7 @@
         <w:rPr>
           <w:rFonts w:hint="eastAsia"/>
         </w:rPr>
+        <w:lastRenderedPageBreak/>
         <w:t>ANALYZE</w:t>
       </w:r>
       <w:r>
@@ -15451,7 +16146,7 @@
         <w:rPr>
           <w:rFonts w:hint="eastAsia"/>
         </w:rPr>
-        <w:t>4</w:t>
+        <w:t>5</w:t>
       </w:r>
       <w:r>
         <w:rPr>
@@ -15523,7 +16218,6 @@
         <w:rPr>
           <w:noProof/>
         </w:rPr>
-        <w:lastRenderedPageBreak/>
         <w:drawing>
           <wp:inline distT="0" distB="0" distL="0" distR="0">
             <wp:extent cx="5274310" cy="2339817"/>
@@ -15746,6 +16440,7 @@
         <w:rPr>
           <w:rFonts w:hint="eastAsia"/>
         </w:rPr>
+        <w:lastRenderedPageBreak/>
         <w:t>相关数据结构</w:t>
       </w:r>
     </w:p>
@@ -15955,7 +16650,6 @@
         <w:rPr>
           <w:rFonts w:hint="eastAsia"/>
         </w:rPr>
-        <w:lastRenderedPageBreak/>
         <w:t>db.analyze()</w:t>
       </w:r>
       <w:r>
@@ -16492,6 +17186,7 @@
         <w:rPr>
           <w:rFonts w:hint="eastAsia"/>
         </w:rPr>
+        <w:lastRenderedPageBreak/>
         <w:t>_indexStats</w:t>
       </w:r>
       <w:r>
@@ -17364,7 +18059,6 @@
                 <w:sz w:val="18"/>
                 <w:szCs w:val="18"/>
               </w:rPr>
-              <w:lastRenderedPageBreak/>
               <w:t>第二周</w:t>
             </w:r>
           </w:p>
@@ -17945,6 +18639,7 @@
                 <w:sz w:val="13"/>
                 <w:szCs w:val="13"/>
               </w:rPr>
+              <w:lastRenderedPageBreak/>
               <w:t>stat.001</w:t>
             </w:r>
           </w:p>
@@ -18692,6 +19387,22 @@
                 <w:szCs w:val="13"/>
               </w:rPr>
               <w:t>)</w:t>
+            </w:r>
+            <w:r>
+              <w:rPr>
+                <w:rFonts w:hint="eastAsia"/>
+                <w:sz w:val="13"/>
+                <w:szCs w:val="13"/>
+              </w:rPr>
+              <w:t>或者</w:t>
+            </w:r>
+            <w:r>
+              <w:rPr>
+                <w:rFonts w:hint="eastAsia"/>
+                <w:sz w:val="13"/>
+                <w:szCs w:val="13"/>
+              </w:rPr>
+              <w:t>analyze({mode:5})</w:t>
             </w:r>
           </w:p>
           <w:p>
@@ -18929,7 +19640,6 @@
               <w:rPr>
                 <w:rFonts w:hint="eastAsia"/>
               </w:rPr>
-              <w:lastRenderedPageBreak/>
               <w:t>原有用例是否全部通过</w:t>
             </w:r>
           </w:p>
@@ -20355,6 +21065,92 @@
     </w:lvl>
   </w:abstractNum>
   <w:abstractNum w:abstractNumId="12">
+    <w:nsid w:val="2B6737F3"/>
+    <w:multiLevelType w:val="hybridMultilevel"/>
+    <w:tmpl w:val="869457E8"/>
+    <w:lvl w:ilvl="0" w:tplc="0409000F">
+      <w:start w:val="1"/>
+      <w:numFmt w:val="decimal"/>
+      <w:lvlText w:val="%1."/>
+      <w:lvlJc w:val="left"/>
+      <w:pPr>
+        <w:ind w:left="777" w:hanging="420"/>
+      </w:pPr>
+    </w:lvl>
+    <w:lvl w:ilvl="1" w:tplc="0409000F">
+      <w:start w:val="1"/>
+      <w:numFmt w:val="decimal"/>
+      <w:lvlText w:val="%2."/>
+      <w:lvlJc w:val="left"/>
+      <w:pPr>
+        <w:ind w:left="1197" w:hanging="420"/>
+      </w:pPr>
+    </w:lvl>
+    <w:lvl w:ilvl="2" w:tplc="0409000F">
+      <w:start w:val="1"/>
+      <w:numFmt w:val="decimal"/>
+      <w:lvlText w:val="%3."/>
+      <w:lvlJc w:val="left"/>
+      <w:pPr>
+        <w:ind w:left="1617" w:hanging="420"/>
+      </w:pPr>
+    </w:lvl>
+    <w:lvl w:ilvl="3" w:tplc="0409000F" w:tentative="1">
+      <w:start w:val="1"/>
+      <w:numFmt w:val="decimal"/>
+      <w:lvlText w:val="%4."/>
+      <w:lvlJc w:val="left"/>
+      <w:pPr>
+        <w:ind w:left="2037" w:hanging="420"/>
+      </w:pPr>
+    </w:lvl>
+    <w:lvl w:ilvl="4" w:tplc="04090019" w:tentative="1">
+      <w:start w:val="1"/>
+      <w:numFmt w:val="lowerLetter"/>
+      <w:lvlText w:val="%5)"/>
+      <w:lvlJc w:val="left"/>
+      <w:pPr>
+        <w:ind w:left="2457" w:hanging="420"/>
+      </w:pPr>
+    </w:lvl>
+    <w:lvl w:ilvl="5" w:tplc="0409001B" w:tentative="1">
+      <w:start w:val="1"/>
+      <w:numFmt w:val="lowerRoman"/>
+      <w:lvlText w:val="%6."/>
+      <w:lvlJc w:val="right"/>
+      <w:pPr>
+        <w:ind w:left="2877" w:hanging="420"/>
+      </w:pPr>
+    </w:lvl>
+    <w:lvl w:ilvl="6" w:tplc="0409000F" w:tentative="1">
+      <w:start w:val="1"/>
+      <w:numFmt w:val="decimal"/>
+      <w:lvlText w:val="%7."/>
+      <w:lvlJc w:val="left"/>
+      <w:pPr>
+        <w:ind w:left="3297" w:hanging="420"/>
+      </w:pPr>
+    </w:lvl>
+    <w:lvl w:ilvl="7" w:tplc="04090019" w:tentative="1">
+      <w:start w:val="1"/>
+      <w:numFmt w:val="lowerLetter"/>
+      <w:lvlText w:val="%8)"/>
+      <w:lvlJc w:val="left"/>
+      <w:pPr>
+        <w:ind w:left="3717" w:hanging="420"/>
+      </w:pPr>
+    </w:lvl>
+    <w:lvl w:ilvl="8" w:tplc="0409001B" w:tentative="1">
+      <w:start w:val="1"/>
+      <w:numFmt w:val="lowerRoman"/>
+      <w:lvlText w:val="%9."/>
+      <w:lvlJc w:val="right"/>
+      <w:pPr>
+        <w:ind w:left="4137" w:hanging="420"/>
+      </w:pPr>
+    </w:lvl>
+  </w:abstractNum>
+  <w:abstractNum w:abstractNumId="13">
     <w:nsid w:val="2CC70F71"/>
     <w:multiLevelType w:val="hybridMultilevel"/>
     <w:tmpl w:val="2C0AF3A8"/>
@@ -20440,7 +21236,7 @@
       </w:pPr>
     </w:lvl>
   </w:abstractNum>
-  <w:abstractNum w:abstractNumId="13">
+  <w:abstractNum w:abstractNumId="14">
     <w:nsid w:val="311658D8"/>
     <w:multiLevelType w:val="hybridMultilevel"/>
     <w:tmpl w:val="94F293F4"/>
@@ -20526,7 +21322,7 @@
       </w:pPr>
     </w:lvl>
   </w:abstractNum>
-  <w:abstractNum w:abstractNumId="14">
+  <w:abstractNum w:abstractNumId="15">
     <w:nsid w:val="35C221DC"/>
     <w:multiLevelType w:val="hybridMultilevel"/>
     <w:tmpl w:val="0B1C83CE"/>
@@ -20612,7 +21408,7 @@
       </w:pPr>
     </w:lvl>
   </w:abstractNum>
-  <w:abstractNum w:abstractNumId="15">
+  <w:abstractNum w:abstractNumId="16">
     <w:nsid w:val="39BE74AB"/>
     <w:multiLevelType w:val="hybridMultilevel"/>
     <w:tmpl w:val="1054A8F4"/>
@@ -20698,7 +21494,7 @@
       </w:pPr>
     </w:lvl>
   </w:abstractNum>
-  <w:abstractNum w:abstractNumId="16">
+  <w:abstractNum w:abstractNumId="17">
     <w:nsid w:val="3C7B0A3D"/>
     <w:multiLevelType w:val="hybridMultilevel"/>
     <w:tmpl w:val="AC92D206"/>
@@ -20784,7 +21580,7 @@
       </w:pPr>
     </w:lvl>
   </w:abstractNum>
-  <w:abstractNum w:abstractNumId="17">
+  <w:abstractNum w:abstractNumId="18">
     <w:nsid w:val="43746F3B"/>
     <w:multiLevelType w:val="hybridMultilevel"/>
     <w:tmpl w:val="CEC85AE4"/>
@@ -20870,7 +21666,7 @@
       </w:pPr>
     </w:lvl>
   </w:abstractNum>
-  <w:abstractNum w:abstractNumId="18">
+  <w:abstractNum w:abstractNumId="19">
     <w:nsid w:val="45C152A2"/>
     <w:multiLevelType w:val="hybridMultilevel"/>
     <w:tmpl w:val="B88EB4B2"/>
@@ -20956,7 +21752,7 @@
       </w:pPr>
     </w:lvl>
   </w:abstractNum>
-  <w:abstractNum w:abstractNumId="19">
+  <w:abstractNum w:abstractNumId="20">
     <w:nsid w:val="46160CB3"/>
     <w:multiLevelType w:val="hybridMultilevel"/>
     <w:tmpl w:val="E06E7EAA"/>
@@ -21042,7 +21838,7 @@
       </w:pPr>
     </w:lvl>
   </w:abstractNum>
-  <w:abstractNum w:abstractNumId="20">
+  <w:abstractNum w:abstractNumId="21">
     <w:nsid w:val="511D16BF"/>
     <w:multiLevelType w:val="hybridMultilevel"/>
     <w:tmpl w:val="B7E455EC"/>
@@ -21128,7 +21924,7 @@
       </w:pPr>
     </w:lvl>
   </w:abstractNum>
-  <w:abstractNum w:abstractNumId="21">
+  <w:abstractNum w:abstractNumId="22">
     <w:nsid w:val="589E00D2"/>
     <w:multiLevelType w:val="hybridMultilevel"/>
     <w:tmpl w:val="F1EE0268"/>
@@ -21215,7 +22011,7 @@
       </w:pPr>
     </w:lvl>
   </w:abstractNum>
-  <w:abstractNum w:abstractNumId="22">
+  <w:abstractNum w:abstractNumId="23">
     <w:nsid w:val="58D104CF"/>
     <w:multiLevelType w:val="hybridMultilevel"/>
     <w:tmpl w:val="4D3EC302"/>
@@ -21301,7 +22097,7 @@
       </w:pPr>
     </w:lvl>
   </w:abstractNum>
-  <w:abstractNum w:abstractNumId="23">
+  <w:abstractNum w:abstractNumId="24">
     <w:nsid w:val="591D0395"/>
     <w:multiLevelType w:val="hybridMultilevel"/>
     <w:tmpl w:val="5BD0C60A"/>
@@ -21387,7 +22183,7 @@
       </w:pPr>
     </w:lvl>
   </w:abstractNum>
-  <w:abstractNum w:abstractNumId="24">
+  <w:abstractNum w:abstractNumId="25">
     <w:nsid w:val="60252579"/>
     <w:multiLevelType w:val="hybridMultilevel"/>
     <w:tmpl w:val="7242B954"/>
@@ -21473,7 +22269,7 @@
       </w:pPr>
     </w:lvl>
   </w:abstractNum>
-  <w:abstractNum w:abstractNumId="25">
+  <w:abstractNum w:abstractNumId="26">
     <w:nsid w:val="642A747E"/>
     <w:multiLevelType w:val="hybridMultilevel"/>
     <w:tmpl w:val="7C542612"/>
@@ -21559,7 +22355,7 @@
       </w:pPr>
     </w:lvl>
   </w:abstractNum>
-  <w:abstractNum w:abstractNumId="26">
+  <w:abstractNum w:abstractNumId="27">
     <w:nsid w:val="678829F8"/>
     <w:multiLevelType w:val="hybridMultilevel"/>
     <w:tmpl w:val="F6F0204C"/>
@@ -21645,7 +22441,7 @@
       </w:pPr>
     </w:lvl>
   </w:abstractNum>
-  <w:abstractNum w:abstractNumId="27">
+  <w:abstractNum w:abstractNumId="28">
     <w:nsid w:val="69691D4A"/>
     <w:multiLevelType w:val="hybridMultilevel"/>
     <w:tmpl w:val="C08421E0"/>
@@ -21731,7 +22527,7 @@
       </w:pPr>
     </w:lvl>
   </w:abstractNum>
-  <w:abstractNum w:abstractNumId="28">
+  <w:abstractNum w:abstractNumId="29">
     <w:nsid w:val="6BAA2ECF"/>
     <w:multiLevelType w:val="hybridMultilevel"/>
     <w:tmpl w:val="FD4AA81C"/>
@@ -21817,7 +22613,7 @@
       </w:pPr>
     </w:lvl>
   </w:abstractNum>
-  <w:abstractNum w:abstractNumId="29">
+  <w:abstractNum w:abstractNumId="30">
     <w:nsid w:val="718D6C56"/>
     <w:multiLevelType w:val="hybridMultilevel"/>
     <w:tmpl w:val="DCC646DA"/>
@@ -21903,7 +22699,7 @@
       </w:pPr>
     </w:lvl>
   </w:abstractNum>
-  <w:abstractNum w:abstractNumId="30">
+  <w:abstractNum w:abstractNumId="31">
     <w:nsid w:val="7A573444"/>
     <w:multiLevelType w:val="hybridMultilevel"/>
     <w:tmpl w:val="4164273E"/>
@@ -21989,7 +22785,7 @@
       </w:pPr>
     </w:lvl>
   </w:abstractNum>
-  <w:abstractNum w:abstractNumId="31">
+  <w:abstractNum w:abstractNumId="32">
     <w:nsid w:val="7F872A9E"/>
     <w:multiLevelType w:val="hybridMultilevel"/>
     <w:tmpl w:val="7526D4A8"/>
@@ -22079,31 +22875,31 @@
     <w:abstractNumId w:val="9"/>
   </w:num>
   <w:num w:numId="2">
-    <w:abstractNumId w:val="15"/>
+    <w:abstractNumId w:val="16"/>
   </w:num>
   <w:num w:numId="3">
-    <w:abstractNumId w:val="31"/>
+    <w:abstractNumId w:val="32"/>
   </w:num>
   <w:num w:numId="4">
-    <w:abstractNumId w:val="29"/>
+    <w:abstractNumId w:val="30"/>
   </w:num>
   <w:num w:numId="5">
     <w:abstractNumId w:val="7"/>
   </w:num>
   <w:num w:numId="6">
-    <w:abstractNumId w:val="21"/>
+    <w:abstractNumId w:val="22"/>
   </w:num>
   <w:num w:numId="7">
-    <w:abstractNumId w:val="24"/>
+    <w:abstractNumId w:val="25"/>
   </w:num>
   <w:num w:numId="8">
-    <w:abstractNumId w:val="21"/>
+    <w:abstractNumId w:val="22"/>
     <w:lvlOverride w:ilvl="0">
       <w:startOverride w:val="1"/>
     </w:lvlOverride>
   </w:num>
   <w:num w:numId="9">
-    <w:abstractNumId w:val="12"/>
+    <w:abstractNumId w:val="13"/>
   </w:num>
   <w:num w:numId="10">
     <w:abstractNumId w:val="3"/>
@@ -22112,25 +22908,25 @@
     <w:abstractNumId w:val="8"/>
   </w:num>
   <w:num w:numId="12">
-    <w:abstractNumId w:val="26"/>
+    <w:abstractNumId w:val="27"/>
   </w:num>
   <w:num w:numId="13">
-    <w:abstractNumId w:val="27"/>
+    <w:abstractNumId w:val="28"/>
   </w:num>
   <w:num w:numId="14">
-    <w:abstractNumId w:val="22"/>
+    <w:abstractNumId w:val="23"/>
   </w:num>
   <w:num w:numId="15">
-    <w:abstractNumId w:val="19"/>
+    <w:abstractNumId w:val="20"/>
   </w:num>
   <w:num w:numId="16">
-    <w:abstractNumId w:val="13"/>
+    <w:abstractNumId w:val="14"/>
   </w:num>
   <w:num w:numId="17">
     <w:abstractNumId w:val="10"/>
   </w:num>
   <w:num w:numId="18">
-    <w:abstractNumId w:val="16"/>
+    <w:abstractNumId w:val="17"/>
   </w:num>
   <w:num w:numId="19">
     <w:abstractNumId w:val="5"/>
@@ -22139,16 +22935,16 @@
     <w:abstractNumId w:val="1"/>
   </w:num>
   <w:num w:numId="21">
-    <w:abstractNumId w:val="20"/>
+    <w:abstractNumId w:val="21"/>
   </w:num>
   <w:num w:numId="22">
-    <w:abstractNumId w:val="23"/>
+    <w:abstractNumId w:val="24"/>
   </w:num>
   <w:num w:numId="23">
-    <w:abstractNumId w:val="17"/>
+    <w:abstractNumId w:val="18"/>
   </w:num>
   <w:num w:numId="24">
-    <w:abstractNumId w:val="14"/>
+    <w:abstractNumId w:val="15"/>
   </w:num>
   <w:num w:numId="25">
     <w:abstractNumId w:val="0"/>
@@ -22163,19 +22959,22 @@
     <w:abstractNumId w:val="4"/>
   </w:num>
   <w:num w:numId="29">
-    <w:abstractNumId w:val="25"/>
+    <w:abstractNumId w:val="26"/>
   </w:num>
   <w:num w:numId="30">
-    <w:abstractNumId w:val="28"/>
+    <w:abstractNumId w:val="29"/>
   </w:num>
   <w:num w:numId="31">
-    <w:abstractNumId w:val="18"/>
+    <w:abstractNumId w:val="19"/>
   </w:num>
   <w:num w:numId="32">
-    <w:abstractNumId w:val="30"/>
+    <w:abstractNumId w:val="31"/>
   </w:num>
   <w:num w:numId="33">
     <w:abstractNumId w:val="11"/>
+  </w:num>
+  <w:num w:numId="34">
+    <w:abstractNumId w:val="12"/>
   </w:num>
   <w:numIdMacAtCleanup w:val="30"/>
 </w:numbering>

--- a/internal_doc/03.开发设计/性能/Story_统计信息收集.docx
+++ b/internal_doc/03.开发设计/性能/Story_统计信息收集.docx
@@ -131,9 +131,6 @@
             <w:pPr>
               <w:ind w:left="0"/>
               <w:jc w:val="left"/>
-              <w:rPr>
-                <w:rFonts w:hint="eastAsia"/>
-              </w:rPr>
             </w:pPr>
             <w:r>
               <w:rPr>
@@ -151,9 +148,6 @@
             <w:pPr>
               <w:ind w:left="0"/>
               <w:jc w:val="left"/>
-              <w:rPr>
-                <w:rFonts w:hint="eastAsia"/>
-              </w:rPr>
             </w:pPr>
             <w:r>
               <w:rPr>
@@ -1370,7 +1364,6 @@
             <w:pPr>
               <w:ind w:left="0"/>
               <w:rPr>
-                <w:rFonts w:hint="eastAsia"/>
                 <w:sz w:val="13"/>
                 <w:szCs w:val="13"/>
               </w:rPr>
@@ -1512,7 +1505,7 @@
                 <w:sz w:val="13"/>
                 <w:szCs w:val="13"/>
               </w:rPr>
-              <w:t>SampleNumber</w:t>
+              <w:t>SampleNum</w:t>
             </w:r>
           </w:p>
         </w:tc>
@@ -15075,9 +15068,6 @@
           <w:numId w:val="29"/>
         </w:numPr>
         <w:ind w:firstLineChars="0"/>
-        <w:rPr>
-          <w:rFonts w:hint="eastAsia"/>
-        </w:rPr>
       </w:pPr>
       <w:r>
         <w:rPr>
@@ -15196,9 +15186,6 @@
           <w:numId w:val="29"/>
         </w:numPr>
         <w:ind w:firstLineChars="0"/>
-        <w:rPr>
-          <w:rFonts w:hint="eastAsia"/>
-        </w:rPr>
       </w:pPr>
       <w:r>
         <w:rPr>
@@ -15216,7 +15203,7 @@
         <w:rPr>
           <w:rFonts w:hint="eastAsia"/>
         </w:rPr>
-        <w:t>3</w:t>
+        <w:t>5</w:t>
       </w:r>
       <w:r>
         <w:rPr>
@@ -15263,6 +15250,24 @@
           <w:rFonts w:hint="eastAsia"/>
         </w:rPr>
         <w:t>日志</w:t>
+      </w:r>
+      <w:r>
+        <w:rPr>
+          <w:rFonts w:hint="eastAsia"/>
+        </w:rPr>
+        <w:t>(</w:t>
+      </w:r>
+      <w:r>
+        <w:rPr>
+          <w:rFonts w:hint="eastAsia"/>
+        </w:rPr>
+        <w:t>见下一节</w:t>
+      </w:r>
+      <w:r>
+        <w:rPr>
+          <w:rFonts w:hint="eastAsia"/>
+        </w:rPr>
+        <w:t>)</w:t>
       </w:r>
     </w:p>
     <w:p/>
@@ -15333,9 +15338,6 @@
           <w:p>
             <w:pPr>
               <w:ind w:left="0"/>
-              <w:rPr>
-                <w:rFonts w:hint="eastAsia"/>
-              </w:rPr>
             </w:pPr>
             <w:r>
               <w:rPr>
@@ -15430,19 +15432,8 @@
         </w:tc>
       </w:tr>
     </w:tbl>
-    <w:p>
-      <w:pPr>
-        <w:rPr>
-          <w:rFonts w:hint="eastAsia"/>
-        </w:rPr>
-      </w:pPr>
-    </w:p>
-    <w:p>
-      <w:pPr>
-        <w:rPr>
-          <w:rFonts w:hint="eastAsia"/>
-        </w:rPr>
-      </w:pPr>
+    <w:p/>
+    <w:p>
       <w:r>
         <w:rPr>
           <w:rFonts w:hint="eastAsia"/>
@@ -15470,9 +15461,6 @@
           <w:numId w:val="34"/>
         </w:numPr>
         <w:ind w:firstLineChars="0"/>
-        <w:rPr>
-          <w:rFonts w:hint="eastAsia"/>
-        </w:rPr>
       </w:pPr>
       <w:r>
         <w:rPr>
@@ -15501,9 +15489,6 @@
           <w:numId w:val="34"/>
         </w:numPr>
         <w:ind w:firstLineChars="0"/>
-        <w:rPr>
-          <w:rFonts w:hint="eastAsia"/>
-        </w:rPr>
       </w:pPr>
       <w:r>
         <w:rPr>
@@ -15538,9 +15523,6 @@
           <w:numId w:val="34"/>
         </w:numPr>
         <w:ind w:firstLineChars="0"/>
-        <w:rPr>
-          <w:rFonts w:hint="eastAsia"/>
-        </w:rPr>
       </w:pPr>
       <w:r>
         <w:rPr>
@@ -15575,9 +15557,6 @@
           <w:numId w:val="34"/>
         </w:numPr>
         <w:ind w:firstLineChars="0"/>
-        <w:rPr>
-          <w:rFonts w:hint="eastAsia"/>
-        </w:rPr>
       </w:pPr>
       <w:r>
         <w:rPr>
@@ -15612,9 +15591,6 @@
           <w:numId w:val="34"/>
         </w:numPr>
         <w:ind w:firstLineChars="0"/>
-        <w:rPr>
-          <w:rFonts w:hint="eastAsia"/>
-        </w:rPr>
       </w:pPr>
       <w:r>
         <w:rPr>
@@ -15649,9 +15625,6 @@
           <w:numId w:val="34"/>
         </w:numPr>
         <w:ind w:firstLineChars="0"/>
-        <w:rPr>
-          <w:rFonts w:hint="eastAsia"/>
-        </w:rPr>
       </w:pPr>
       <w:r>
         <w:rPr>
@@ -15668,9 +15641,6 @@
           <w:numId w:val="34"/>
         </w:numPr>
         <w:ind w:firstLineChars="0"/>
-        <w:rPr>
-          <w:rFonts w:hint="eastAsia"/>
-        </w:rPr>
       </w:pPr>
       <w:r>
         <w:rPr>
@@ -15705,9 +15675,6 @@
           <w:numId w:val="34"/>
         </w:numPr>
         <w:ind w:firstLineChars="0"/>
-        <w:rPr>
-          <w:rFonts w:hint="eastAsia"/>
-        </w:rPr>
       </w:pPr>
       <w:r>
         <w:rPr>
@@ -15742,9 +15709,6 @@
           <w:numId w:val="34"/>
         </w:numPr>
         <w:ind w:firstLineChars="0"/>
-        <w:rPr>
-          <w:rFonts w:hint="eastAsia"/>
-        </w:rPr>
       </w:pPr>
       <w:r>
         <w:rPr>
@@ -15779,9 +15743,6 @@
           <w:numId w:val="34"/>
         </w:numPr>
         <w:ind w:firstLineChars="0"/>
-        <w:rPr>
-          <w:rFonts w:hint="eastAsia"/>
-        </w:rPr>
       </w:pPr>
       <w:r>
         <w:rPr>
@@ -15816,9 +15777,6 @@
           <w:numId w:val="34"/>
         </w:numPr>
         <w:ind w:firstLineChars="0"/>
-        <w:rPr>
-          <w:rFonts w:hint="eastAsia"/>
-        </w:rPr>
       </w:pPr>
       <w:r>
         <w:rPr>
@@ -15841,9 +15799,6 @@
           <w:numId w:val="34"/>
         </w:numPr>
         <w:ind w:firstLineChars="0"/>
-        <w:rPr>
-          <w:rFonts w:hint="eastAsia"/>
-        </w:rPr>
       </w:pPr>
       <w:r>
         <w:rPr>
@@ -18222,10 +18177,52 @@
             <w:pPr>
               <w:ind w:left="0"/>
               <w:rPr>
+                <w:rFonts w:hint="eastAsia"/>
                 <w:sz w:val="18"/>
                 <w:szCs w:val="18"/>
               </w:rPr>
             </w:pPr>
+            <w:r>
+              <w:rPr>
+                <w:rFonts w:hint="eastAsia"/>
+                <w:sz w:val="18"/>
+                <w:szCs w:val="18"/>
+              </w:rPr>
+              <w:t>延迟一天，添加</w:t>
+            </w:r>
+            <w:r>
+              <w:rPr>
+                <w:rFonts w:hint="eastAsia"/>
+                <w:sz w:val="18"/>
+                <w:szCs w:val="18"/>
+              </w:rPr>
+              <w:t>CLEAR</w:t>
+            </w:r>
+            <w:r>
+              <w:rPr>
+                <w:rFonts w:hint="eastAsia"/>
+                <w:sz w:val="18"/>
+                <w:szCs w:val="18"/>
+              </w:rPr>
+              <w:t>模式</w:t>
+            </w:r>
+          </w:p>
+          <w:p>
+            <w:pPr>
+              <w:ind w:left="0"/>
+              <w:rPr>
+                <w:sz w:val="18"/>
+                <w:szCs w:val="18"/>
+              </w:rPr>
+            </w:pPr>
+            <w:r>
+              <w:rPr>
+                <w:rFonts w:hint="eastAsia"/>
+                <w:sz w:val="18"/>
+                <w:szCs w:val="18"/>
+              </w:rPr>
+              <w:t>已完成</w:t>
+            </w:r>
           </w:p>
         </w:tc>
       </w:tr>
@@ -18282,12 +18279,16 @@
               <w:jc w:val="left"/>
               <w:rPr>
                 <w:b/>
+                <w:sz w:val="13"/>
+                <w:szCs w:val="13"/>
               </w:rPr>
             </w:pPr>
             <w:r>
               <w:rPr>
                 <w:rFonts w:hint="eastAsia"/>
                 <w:b/>
+                <w:sz w:val="13"/>
+                <w:szCs w:val="13"/>
               </w:rPr>
               <w:t>编号</w:t>
             </w:r>
@@ -18303,12 +18304,16 @@
               <w:jc w:val="left"/>
               <w:rPr>
                 <w:b/>
+                <w:sz w:val="13"/>
+                <w:szCs w:val="13"/>
               </w:rPr>
             </w:pPr>
             <w:r>
               <w:rPr>
                 <w:rFonts w:hint="eastAsia"/>
                 <w:b/>
+                <w:sz w:val="13"/>
+                <w:szCs w:val="13"/>
               </w:rPr>
               <w:t>标题</w:t>
             </w:r>
@@ -18324,12 +18329,16 @@
               <w:jc w:val="left"/>
               <w:rPr>
                 <w:b/>
+                <w:sz w:val="13"/>
+                <w:szCs w:val="13"/>
               </w:rPr>
             </w:pPr>
             <w:r>
               <w:rPr>
                 <w:rFonts w:hint="eastAsia"/>
                 <w:b/>
+                <w:sz w:val="13"/>
+                <w:szCs w:val="13"/>
               </w:rPr>
               <w:t>描述</w:t>
             </w:r>
@@ -18345,7 +18354,19 @@
             <w:pPr>
               <w:ind w:left="0"/>
               <w:jc w:val="left"/>
-            </w:pPr>
+              <w:rPr>
+                <w:sz w:val="13"/>
+                <w:szCs w:val="13"/>
+              </w:rPr>
+            </w:pPr>
+            <w:r>
+              <w:rPr>
+                <w:rFonts w:hint="eastAsia"/>
+                <w:sz w:val="13"/>
+                <w:szCs w:val="13"/>
+              </w:rPr>
+              <w:t>001</w:t>
+            </w:r>
           </w:p>
         </w:tc>
         <w:tc>
@@ -18356,7 +18377,27 @@
             <w:pPr>
               <w:ind w:left="0"/>
               <w:jc w:val="left"/>
-            </w:pPr>
+              <w:rPr>
+                <w:sz w:val="13"/>
+                <w:szCs w:val="13"/>
+              </w:rPr>
+            </w:pPr>
+            <w:r>
+              <w:rPr>
+                <w:rFonts w:hint="eastAsia"/>
+                <w:sz w:val="13"/>
+                <w:szCs w:val="13"/>
+              </w:rPr>
+              <w:t>FULL</w:t>
+            </w:r>
+            <w:r>
+              <w:rPr>
+                <w:rFonts w:hint="eastAsia"/>
+                <w:sz w:val="13"/>
+                <w:szCs w:val="13"/>
+              </w:rPr>
+              <w:t>模式</w:t>
+            </w:r>
           </w:p>
         </w:tc>
         <w:tc>
@@ -18367,7 +18408,117 @@
             <w:pPr>
               <w:ind w:left="0"/>
               <w:jc w:val="left"/>
-            </w:pPr>
+              <w:rPr>
+                <w:sz w:val="13"/>
+                <w:szCs w:val="13"/>
+              </w:rPr>
+            </w:pPr>
+            <w:r>
+              <w:rPr>
+                <w:rFonts w:hint="eastAsia"/>
+                <w:sz w:val="13"/>
+                <w:szCs w:val="13"/>
+              </w:rPr>
+              <w:t>对所有数据进行</w:t>
+            </w:r>
+            <w:r>
+              <w:rPr>
+                <w:rFonts w:hint="eastAsia"/>
+                <w:sz w:val="13"/>
+                <w:szCs w:val="13"/>
+              </w:rPr>
+              <w:t>analyze</w:t>
+            </w:r>
+          </w:p>
+        </w:tc>
+      </w:tr>
+      <w:tr>
+        <w:tc>
+          <w:tcPr>
+            <w:tcW w:w="885" w:type="dxa"/>
+          </w:tcPr>
+          <w:p>
+            <w:pPr>
+              <w:ind w:left="0"/>
+              <w:jc w:val="left"/>
+              <w:rPr>
+                <w:rFonts w:hint="eastAsia"/>
+                <w:sz w:val="13"/>
+                <w:szCs w:val="13"/>
+              </w:rPr>
+            </w:pPr>
+            <w:r>
+              <w:rPr>
+                <w:rFonts w:hint="eastAsia"/>
+                <w:sz w:val="13"/>
+                <w:szCs w:val="13"/>
+              </w:rPr>
+              <w:t>002</w:t>
+            </w:r>
+          </w:p>
+        </w:tc>
+        <w:tc>
+          <w:tcPr>
+            <w:tcW w:w="2552" w:type="dxa"/>
+          </w:tcPr>
+          <w:p>
+            <w:pPr>
+              <w:ind w:left="0"/>
+              <w:jc w:val="left"/>
+              <w:rPr>
+                <w:rFonts w:hint="eastAsia"/>
+                <w:sz w:val="13"/>
+                <w:szCs w:val="13"/>
+              </w:rPr>
+            </w:pPr>
+            <w:r>
+              <w:rPr>
+                <w:rFonts w:hint="eastAsia"/>
+                <w:sz w:val="13"/>
+                <w:szCs w:val="13"/>
+              </w:rPr>
+              <w:t>Histogram</w:t>
+            </w:r>
+          </w:p>
+        </w:tc>
+        <w:tc>
+          <w:tcPr>
+            <w:tcW w:w="4728" w:type="dxa"/>
+          </w:tcPr>
+          <w:p>
+            <w:pPr>
+              <w:ind w:left="0"/>
+              <w:jc w:val="left"/>
+              <w:rPr>
+                <w:rFonts w:hint="eastAsia"/>
+                <w:sz w:val="13"/>
+                <w:szCs w:val="13"/>
+              </w:rPr>
+            </w:pPr>
+            <w:r>
+              <w:rPr>
+                <w:rFonts w:hint="eastAsia"/>
+                <w:sz w:val="13"/>
+                <w:szCs w:val="13"/>
+              </w:rPr>
+              <w:t>生成等高直方图，与</w:t>
+            </w:r>
+            <w:r>
+              <w:rPr>
+                <w:rFonts w:hint="eastAsia"/>
+                <w:sz w:val="13"/>
+                <w:szCs w:val="13"/>
+              </w:rPr>
+              <w:t>MCV</w:t>
+            </w:r>
+            <w:r>
+              <w:rPr>
+                <w:rFonts w:hint="eastAsia"/>
+                <w:sz w:val="13"/>
+                <w:szCs w:val="13"/>
+              </w:rPr>
+              <w:t>结合使用</w:t>
+            </w:r>
           </w:p>
         </w:tc>
       </w:tr>
@@ -18536,6 +18687,7 @@
                 <w:sz w:val="13"/>
                 <w:szCs w:val="13"/>
               </w:rPr>
+              <w:lastRenderedPageBreak/>
               <w:t>用例编号</w:t>
             </w:r>
           </w:p>
@@ -18639,7 +18791,6 @@
                 <w:sz w:val="13"/>
                 <w:szCs w:val="13"/>
               </w:rPr>
-              <w:lastRenderedPageBreak/>
               <w:t>stat.001</w:t>
             </w:r>
           </w:p>
